--- a/outputs/05_laporan_word/Laporan_UTS_Battery_Health_Decision_Tree.docx
+++ b/outputs/05_laporan_word/Laporan_UTS_Battery_Health_Decision_Tree.docx
@@ -20,15 +20,86 @@
       <w:pPr>
         <w:spacing w:after="1600"/>
         <w:jc w:val="center"/>
-      </w:pPr>
-      <w:r>
         <w:rPr>
           <w:b/>
           <w:color w:val="000000"/>
           <w:sz w:val="32"/>
         </w:rPr>
+      </w:pPr>
+      <w:r>
+        <w:rPr>
+          <w:b/>
+          <w:color w:val="000000"/>
+          <w:sz w:val="32"/>
+        </w:rPr>
         <w:t>Menggunakan Decision Tree pada NASA Battery Dataset</w:t>
       </w:r>
+    </w:p>
+    <w:p>
+      <w:pPr>
+        <w:spacing w:after="1600"/>
+        <w:jc w:val="center"/>
+      </w:pPr>
+      <w:r>
+        <w:rPr>
+          <w:rFonts w:cs="Times New Roman"/>
+          <w:noProof/>
+          <w:szCs w:val="24"/>
+        </w:rPr>
+        <w:drawing>
+          <wp:inline distT="0" distB="0" distL="0" distR="0" wp14:anchorId="638B128C" wp14:editId="78002991">
+            <wp:extent cx="1840865" cy="1802765"/>
+            <wp:effectExtent l="0" t="0" r="0" b="0"/>
+            <wp:docPr id="1" name="image1.png" descr="Universitas Amikom Yogyakarta, Universitas Gadjah Mada, Logo gambar png"/>
+            <wp:cNvGraphicFramePr/>
+            <a:graphic xmlns:a="http://schemas.openxmlformats.org/drawingml/2006/main">
+              <a:graphicData uri="http://schemas.openxmlformats.org/drawingml/2006/picture">
+                <pic:pic xmlns:pic="http://schemas.openxmlformats.org/drawingml/2006/picture">
+                  <pic:nvPicPr>
+                    <pic:cNvPr id="1" name="image1.png" descr="Universitas Amikom Yogyakarta, Universitas Gadjah Mada, Logo gambar png"/>
+                    <pic:cNvPicPr preferRelativeResize="0"/>
+                  </pic:nvPicPr>
+                  <pic:blipFill>
+                    <a:blip r:embed="rId6"/>
+                    <a:srcRect/>
+                    <a:stretch>
+                      <a:fillRect/>
+                    </a:stretch>
+                  </pic:blipFill>
+                  <pic:spPr>
+                    <a:xfrm>
+                      <a:off x="0" y="0"/>
+                      <a:ext cx="1840941" cy="1802839"/>
+                    </a:xfrm>
+                    <a:prstGeom prst="rect">
+                      <a:avLst/>
+                    </a:prstGeom>
+                  </pic:spPr>
+                </pic:pic>
+              </a:graphicData>
+            </a:graphic>
+          </wp:inline>
+        </w:drawing>
+      </w:r>
+    </w:p>
+    <w:p>
+      <w:pPr>
+        <w:spacing w:after="0"/>
+        <w:jc w:val="center"/>
+        <w:rPr>
+          <w:b/>
+          <w:bCs/>
+        </w:rPr>
+      </w:pPr>
+      <w:proofErr w:type="gramStart"/>
+      <w:r>
+        <w:rPr>
+          <w:b/>
+          <w:bCs/>
+        </w:rPr>
+        <w:t>Dosen :</w:t>
+      </w:r>
+      <w:proofErr w:type="gramEnd"/>
     </w:p>
     <w:p>
       <w:pPr>
@@ -36,36 +107,93 @@
         <w:jc w:val="center"/>
       </w:pPr>
       <w:r>
-        <w:rPr>
-          <w:color w:val="000000"/>
-        </w:rPr>
-        <w:t>disusun oleh</w:t>
-      </w:r>
+        <w:t xml:space="preserve">Kusnawi, </w:t>
+      </w:r>
+      <w:proofErr w:type="gramStart"/>
+      <w:r>
+        <w:t>S.Kom</w:t>
+      </w:r>
+      <w:proofErr w:type="gramEnd"/>
+      <w:r>
+        <w:t>., M.Eng.</w:t>
+      </w:r>
+    </w:p>
+    <w:p>
+      <w:pPr>
+        <w:spacing w:after="160"/>
+        <w:jc w:val="center"/>
+        <w:rPr>
+          <w:b/>
+          <w:bCs/>
+        </w:rPr>
+      </w:pPr>
+    </w:p>
+    <w:p>
+      <w:pPr>
+        <w:spacing w:after="160"/>
+        <w:jc w:val="center"/>
+        <w:rPr>
+          <w:b/>
+          <w:bCs/>
+        </w:rPr>
+      </w:pPr>
+      <w:r>
+        <w:rPr>
+          <w:b/>
+          <w:bCs/>
+          <w:color w:val="000000"/>
+        </w:rPr>
+        <w:t xml:space="preserve">disusun </w:t>
+      </w:r>
+      <w:proofErr w:type="gramStart"/>
+      <w:r>
+        <w:rPr>
+          <w:b/>
+          <w:bCs/>
+          <w:color w:val="000000"/>
+        </w:rPr>
+        <w:t>oleh</w:t>
+      </w:r>
+      <w:r>
+        <w:rPr>
+          <w:b/>
+          <w:bCs/>
+          <w:color w:val="000000"/>
+        </w:rPr>
+        <w:t xml:space="preserve"> :</w:t>
+      </w:r>
+      <w:proofErr w:type="gramEnd"/>
     </w:p>
     <w:p>
       <w:pPr>
         <w:spacing w:after="40"/>
         <w:jc w:val="center"/>
-      </w:pPr>
-      <w:r>
-        <w:rPr>
-          <w:b/>
-          <w:color w:val="000000"/>
-        </w:rPr>
-        <w:t>[Nama Mahasiswa]</w:t>
+        <w:rPr>
+          <w:bCs/>
+        </w:rPr>
+      </w:pPr>
+      <w:r>
+        <w:rPr>
+          <w:bCs/>
+          <w:color w:val="000000"/>
+        </w:rPr>
+        <w:t>Muhamad Fikih Rizaldi</w:t>
       </w:r>
     </w:p>
     <w:p>
       <w:pPr>
         <w:spacing w:after="3000"/>
         <w:jc w:val="center"/>
-      </w:pPr>
-      <w:r>
-        <w:rPr>
-          <w:b/>
-          <w:color w:val="000000"/>
-        </w:rPr>
-        <w:t>[NIM]</w:t>
+        <w:rPr>
+          <w:bCs/>
+        </w:rPr>
+      </w:pPr>
+      <w:r>
+        <w:rPr>
+          <w:bCs/>
+          <w:color w:val="000000"/>
+        </w:rPr>
+        <w:t>23.11.5724</w:t>
       </w:r>
     </w:p>
     <w:p>
@@ -121,11 +249,6 @@
       </w:r>
     </w:p>
     <w:p>
-      <w:r>
-        <w:br w:type="page"/>
-      </w:r>
-    </w:p>
-    <w:p>
       <w:pPr>
         <w:spacing w:before="200" w:after="160"/>
       </w:pPr>
@@ -141,6 +264,7 @@
     <w:p>
       <w:pPr>
         <w:ind w:firstLine="547"/>
+        <w:jc w:val="both"/>
       </w:pPr>
       <w:r>
         <w:rPr>
@@ -152,6 +276,7 @@
     <w:p>
       <w:pPr>
         <w:ind w:firstLine="547"/>
+        <w:jc w:val="both"/>
       </w:pPr>
       <w:r>
         <w:rPr>
@@ -163,6 +288,7 @@
     <w:p>
       <w:pPr>
         <w:ind w:firstLine="547"/>
+        <w:jc w:val="both"/>
       </w:pPr>
       <w:r>
         <w:rPr>
@@ -174,6 +300,7 @@
     <w:p>
       <w:pPr>
         <w:ind w:firstLine="547"/>
+        <w:jc w:val="both"/>
       </w:pPr>
       <w:r>
         <w:rPr>
@@ -185,6 +312,7 @@
     <w:p>
       <w:pPr>
         <w:ind w:firstLine="547"/>
+        <w:jc w:val="both"/>
       </w:pPr>
       <w:r>
         <w:rPr>
@@ -208,6 +336,10 @@
     <w:p>
       <w:pPr>
         <w:ind w:firstLine="547"/>
+        <w:jc w:val="both"/>
+        <w:rPr>
+          <w:color w:val="000000"/>
+        </w:rPr>
       </w:pPr>
       <w:r>
         <w:rPr>
@@ -243,7 +375,7 @@
                     </pic:cNvPicPr>
                   </pic:nvPicPr>
                   <pic:blipFill>
-                    <a:blip r:embed="rId6">
+                    <a:blip r:embed="rId7">
                       <a:extLst>
                         <a:ext uri="{28A0092B-C50C-407E-A947-70E740481C1C}">
                           <a14:useLocalDpi xmlns:a14="http://schemas.microsoft.com/office/drawing/2010/main" val="0"/>
@@ -291,6 +423,10 @@
     <w:p>
       <w:pPr>
         <w:ind w:firstLine="547"/>
+        <w:jc w:val="both"/>
+        <w:rPr>
+          <w:color w:val="000000"/>
+        </w:rPr>
       </w:pPr>
       <w:r>
         <w:rPr>
@@ -302,6 +438,10 @@
     <w:p>
       <w:pPr>
         <w:ind w:firstLine="547"/>
+        <w:jc w:val="both"/>
+        <w:rPr>
+          <w:color w:val="000000"/>
+        </w:rPr>
       </w:pPr>
       <w:r>
         <w:rPr>
@@ -337,12 +477,38 @@
     <w:p>
       <w:pPr>
         <w:ind w:firstLine="547"/>
-      </w:pPr>
-      <w:r>
-        <w:rPr>
-          <w:color w:val="000000"/>
-        </w:rPr>
-        <w:t>Tahap pengambilan data dilakukan melalui pembentukan dataset fitur dari data NASA Battery Dataset. File utama untuk membangun dataset adalah src/build_dataset.py, sedangkan dataset hasil olahan disimpan pada data/battery_features.csv. Dataset ini berisi 2.794 baris discharge cycle dari 34 baterai unik.</w:t>
+        <w:jc w:val="both"/>
+        <w:rPr>
+          <w:color w:val="000000"/>
+        </w:rPr>
+      </w:pPr>
+      <w:r>
+        <w:rPr>
+          <w:color w:val="000000"/>
+        </w:rPr>
+        <w:t>Dataset yang digunakan dalam eksperimen ini sepenuhnya bersumber dari NASA Randomized Battery Dataset yang disediakan oleh Prognostics Center of Excellence (PCoE). Secara spesifik, penelitian ini mengekstraksi data operasional dari empat kelompok sel baterai Lithium-Ion tipe 18650, yaitu baterai dengan identitas operasional B0005, B0006, B0007, dan B0018.</w:t>
+      </w:r>
+    </w:p>
+    <w:p>
+      <w:pPr>
+        <w:ind w:firstLine="547"/>
+        <w:jc w:val="both"/>
+        <w:rPr>
+          <w:color w:val="000000"/>
+        </w:rPr>
+      </w:pPr>
+      <w:r>
+        <w:rPr>
+          <w:color w:val="000000"/>
+        </w:rPr>
+        <w:t xml:space="preserve">Fokus utama pemrosesan diarahkan pada lembar kerja pengosongan (discharge) karena pada fase inilah indikator nyata penuaan baterai dapat diamati melalui penurunan kapasitas nominal secara konvensional. Setelah melalui proses agregasi berbasis siklus </w:t>
+      </w:r>
+      <w:r>
+        <w:rPr>
+          <w:color w:val="000000"/>
+        </w:rPr>
+        <w:lastRenderedPageBreak/>
+        <w:t>(cycle-based aggregation) dari file mentah, total rekaman data bersih yang berhasil dihimpun dan siap diumpankan ke dalam algoritma berjumlah 2.794 baris observasi yang mencerminkan fase penurunan performa baterai dari kondisi awal hingga mencapai titik kritis penuaan (End of Life).</w:t>
       </w:r>
     </w:p>
     <w:p>
@@ -402,14 +568,6 @@
           <w:sz w:val="19"/>
         </w:rPr>
         <w:br/>
-      </w:r>
-      <w:r>
-        <w:rPr>
-          <w:rFonts w:ascii="Consolas" w:hAnsi="Consolas"/>
-          <w:color w:val="000000"/>
-          <w:sz w:val="19"/>
-        </w:rPr>
-        <w:lastRenderedPageBreak/>
         <w:t>drop_columns = [</w:t>
       </w:r>
       <w:r>
@@ -532,6 +690,10 @@
     <w:p>
       <w:pPr>
         <w:ind w:firstLine="547"/>
+        <w:jc w:val="both"/>
+        <w:rPr>
+          <w:color w:val="000000"/>
+        </w:rPr>
       </w:pPr>
       <w:r>
         <w:rPr>
@@ -555,6 +717,10 @@
     <w:p>
       <w:pPr>
         <w:ind w:firstLine="547"/>
+        <w:jc w:val="both"/>
+        <w:rPr>
+          <w:color w:val="000000"/>
+        </w:rPr>
       </w:pPr>
       <w:r>
         <w:rPr>
@@ -565,12 +731,1866 @@
     </w:p>
     <w:p>
       <w:pPr>
+        <w:rPr>
+          <w:b/>
+          <w:bCs/>
+          <w:color w:val="000000"/>
+        </w:rPr>
+      </w:pPr>
+      <w:r>
+        <w:rPr>
+          <w:b/>
+          <w:bCs/>
+          <w:color w:val="000000"/>
+        </w:rPr>
+        <w:t>Visualisasi EDA</w:t>
+      </w:r>
+    </w:p>
+    <w:p>
+      <w:pPr>
+        <w:spacing w:after="0"/>
+        <w:rPr>
+          <w:rFonts w:ascii="Consolas" w:hAnsi="Consolas"/>
+          <w:color w:val="000000"/>
+          <w:sz w:val="19"/>
+        </w:rPr>
+      </w:pPr>
+      <w:r>
+        <w:rPr>
+          <w:rFonts w:ascii="Consolas" w:hAnsi="Consolas"/>
+          <w:color w:val="000000"/>
+          <w:sz w:val="19"/>
+        </w:rPr>
+        <w:t># Tahap 2: eksplorasi data</w:t>
+      </w:r>
+    </w:p>
+    <w:p>
+      <w:pPr>
+        <w:spacing w:after="0"/>
+        <w:rPr>
+          <w:rFonts w:ascii="Consolas" w:hAnsi="Consolas"/>
+          <w:color w:val="000000"/>
+          <w:sz w:val="19"/>
+        </w:rPr>
+      </w:pPr>
+      <w:r>
+        <w:rPr>
+          <w:rFonts w:ascii="Consolas" w:hAnsi="Consolas"/>
+          <w:color w:val="000000"/>
+          <w:sz w:val="19"/>
+        </w:rPr>
+        <w:t>def make_eda_plots(df):</w:t>
+      </w:r>
+    </w:p>
+    <w:p>
+      <w:pPr>
+        <w:spacing w:after="0"/>
+        <w:rPr>
+          <w:rFonts w:ascii="Consolas" w:hAnsi="Consolas"/>
+          <w:color w:val="000000"/>
+          <w:sz w:val="19"/>
+        </w:rPr>
+      </w:pPr>
+      <w:r>
+        <w:rPr>
+          <w:rFonts w:ascii="Consolas" w:hAnsi="Consolas"/>
+          <w:color w:val="000000"/>
+          <w:sz w:val="19"/>
+        </w:rPr>
+        <w:t xml:space="preserve">    EDA_DIR.mkdir(parents=True, exist_ok=True)</w:t>
+      </w:r>
+    </w:p>
+    <w:p>
+      <w:pPr>
+        <w:spacing w:after="0"/>
+        <w:rPr>
+          <w:rFonts w:ascii="Consolas" w:hAnsi="Consolas"/>
+          <w:color w:val="000000"/>
+          <w:sz w:val="19"/>
+        </w:rPr>
+      </w:pPr>
+    </w:p>
+    <w:p>
+      <w:pPr>
+        <w:spacing w:after="0"/>
+        <w:rPr>
+          <w:rFonts w:ascii="Consolas" w:hAnsi="Consolas"/>
+          <w:color w:val="000000"/>
+          <w:sz w:val="19"/>
+        </w:rPr>
+      </w:pPr>
+      <w:r>
+        <w:rPr>
+          <w:rFonts w:ascii="Consolas" w:hAnsi="Consolas"/>
+          <w:color w:val="000000"/>
+          <w:sz w:val="19"/>
+        </w:rPr>
+        <w:t xml:space="preserve">    fig, ax = </w:t>
+      </w:r>
+      <w:proofErr w:type="gramStart"/>
+      <w:r>
+        <w:rPr>
+          <w:rFonts w:ascii="Consolas" w:hAnsi="Consolas"/>
+          <w:color w:val="000000"/>
+          <w:sz w:val="19"/>
+        </w:rPr>
+        <w:t>plt.subplots</w:t>
+      </w:r>
+      <w:proofErr w:type="gramEnd"/>
+      <w:r>
+        <w:rPr>
+          <w:rFonts w:ascii="Consolas" w:hAnsi="Consolas"/>
+          <w:color w:val="000000"/>
+          <w:sz w:val="19"/>
+        </w:rPr>
+        <w:t>(figsize</w:t>
+      </w:r>
+      <w:proofErr w:type="gramStart"/>
+      <w:r>
+        <w:rPr>
+          <w:rFonts w:ascii="Consolas" w:hAnsi="Consolas"/>
+          <w:color w:val="000000"/>
+          <w:sz w:val="19"/>
+        </w:rPr>
+        <w:t>=(</w:t>
+      </w:r>
+      <w:proofErr w:type="gramEnd"/>
+      <w:r>
+        <w:rPr>
+          <w:rFonts w:ascii="Consolas" w:hAnsi="Consolas"/>
+          <w:color w:val="000000"/>
+          <w:sz w:val="19"/>
+        </w:rPr>
+        <w:t>7, 4))</w:t>
+      </w:r>
+    </w:p>
+    <w:p>
+      <w:pPr>
+        <w:spacing w:after="0"/>
+        <w:rPr>
+          <w:rFonts w:ascii="Consolas" w:hAnsi="Consolas"/>
+          <w:color w:val="000000"/>
+          <w:sz w:val="19"/>
+        </w:rPr>
+      </w:pPr>
+      <w:r>
+        <w:rPr>
+          <w:rFonts w:ascii="Consolas" w:hAnsi="Consolas"/>
+          <w:color w:val="000000"/>
+          <w:sz w:val="19"/>
+        </w:rPr>
+        <w:t xml:space="preserve">    </w:t>
+      </w:r>
+      <w:proofErr w:type="gramStart"/>
+      <w:r>
+        <w:rPr>
+          <w:rFonts w:ascii="Consolas" w:hAnsi="Consolas"/>
+          <w:color w:val="000000"/>
+          <w:sz w:val="19"/>
+        </w:rPr>
+        <w:t>sns.countplot</w:t>
+      </w:r>
+      <w:proofErr w:type="gramEnd"/>
+      <w:r>
+        <w:rPr>
+          <w:rFonts w:ascii="Consolas" w:hAnsi="Consolas"/>
+          <w:color w:val="000000"/>
+          <w:sz w:val="19"/>
+        </w:rPr>
+        <w:t>(data=df, x=TARGET, order=</w:t>
+      </w:r>
+      <w:proofErr w:type="gramStart"/>
+      <w:r>
+        <w:rPr>
+          <w:rFonts w:ascii="Consolas" w:hAnsi="Consolas"/>
+          <w:color w:val="000000"/>
+          <w:sz w:val="19"/>
+        </w:rPr>
+        <w:t>df[</w:t>
+      </w:r>
+      <w:proofErr w:type="gramEnd"/>
+      <w:r>
+        <w:rPr>
+          <w:rFonts w:ascii="Consolas" w:hAnsi="Consolas"/>
+          <w:color w:val="000000"/>
+          <w:sz w:val="19"/>
+        </w:rPr>
+        <w:t>TARGET].value_</w:t>
+      </w:r>
+      <w:proofErr w:type="gramStart"/>
+      <w:r>
+        <w:rPr>
+          <w:rFonts w:ascii="Consolas" w:hAnsi="Consolas"/>
+          <w:color w:val="000000"/>
+          <w:sz w:val="19"/>
+        </w:rPr>
+        <w:t>counts().index</w:t>
+      </w:r>
+      <w:proofErr w:type="gramEnd"/>
+      <w:r>
+        <w:rPr>
+          <w:rFonts w:ascii="Consolas" w:hAnsi="Consolas"/>
+          <w:color w:val="000000"/>
+          <w:sz w:val="19"/>
+        </w:rPr>
+        <w:t>, ax=ax)</w:t>
+      </w:r>
+    </w:p>
+    <w:p>
+      <w:pPr>
+        <w:spacing w:after="0"/>
+        <w:rPr>
+          <w:rFonts w:ascii="Consolas" w:hAnsi="Consolas"/>
+          <w:color w:val="000000"/>
+          <w:sz w:val="19"/>
+        </w:rPr>
+      </w:pPr>
+      <w:r>
+        <w:rPr>
+          <w:rFonts w:ascii="Consolas" w:hAnsi="Consolas"/>
+          <w:color w:val="000000"/>
+          <w:sz w:val="19"/>
+        </w:rPr>
+        <w:t xml:space="preserve">    ax.set_</w:t>
+      </w:r>
+      <w:proofErr w:type="gramStart"/>
+      <w:r>
+        <w:rPr>
+          <w:rFonts w:ascii="Consolas" w:hAnsi="Consolas"/>
+          <w:color w:val="000000"/>
+          <w:sz w:val="19"/>
+        </w:rPr>
+        <w:t>title(</w:t>
+      </w:r>
+      <w:proofErr w:type="gramEnd"/>
+      <w:r>
+        <w:rPr>
+          <w:rFonts w:ascii="Consolas" w:hAnsi="Consolas"/>
+          <w:color w:val="000000"/>
+          <w:sz w:val="19"/>
+        </w:rPr>
+        <w:t>"Distribusi Kelas Kondisi Baterai")</w:t>
+      </w:r>
+    </w:p>
+    <w:p>
+      <w:pPr>
+        <w:spacing w:after="0"/>
+        <w:rPr>
+          <w:rFonts w:ascii="Consolas" w:hAnsi="Consolas"/>
+          <w:color w:val="000000"/>
+          <w:sz w:val="19"/>
+        </w:rPr>
+      </w:pPr>
+      <w:r>
+        <w:rPr>
+          <w:rFonts w:ascii="Consolas" w:hAnsi="Consolas"/>
+          <w:color w:val="000000"/>
+          <w:sz w:val="19"/>
+        </w:rPr>
+        <w:t xml:space="preserve">    ax.set_</w:t>
+      </w:r>
+      <w:proofErr w:type="gramStart"/>
+      <w:r>
+        <w:rPr>
+          <w:rFonts w:ascii="Consolas" w:hAnsi="Consolas"/>
+          <w:color w:val="000000"/>
+          <w:sz w:val="19"/>
+        </w:rPr>
+        <w:t>xlabel(</w:t>
+      </w:r>
+      <w:proofErr w:type="gramEnd"/>
+      <w:r>
+        <w:rPr>
+          <w:rFonts w:ascii="Consolas" w:hAnsi="Consolas"/>
+          <w:color w:val="000000"/>
+          <w:sz w:val="19"/>
+        </w:rPr>
+        <w:t>"Status Kesehatan")</w:t>
+      </w:r>
+    </w:p>
+    <w:p>
+      <w:pPr>
+        <w:spacing w:after="0"/>
+        <w:rPr>
+          <w:rFonts w:ascii="Consolas" w:hAnsi="Consolas"/>
+          <w:color w:val="000000"/>
+          <w:sz w:val="19"/>
+        </w:rPr>
+      </w:pPr>
+      <w:r>
+        <w:rPr>
+          <w:rFonts w:ascii="Consolas" w:hAnsi="Consolas"/>
+          <w:color w:val="000000"/>
+          <w:sz w:val="19"/>
+        </w:rPr>
+        <w:t xml:space="preserve">    ax.set_</w:t>
+      </w:r>
+      <w:proofErr w:type="gramStart"/>
+      <w:r>
+        <w:rPr>
+          <w:rFonts w:ascii="Consolas" w:hAnsi="Consolas"/>
+          <w:color w:val="000000"/>
+          <w:sz w:val="19"/>
+        </w:rPr>
+        <w:t>ylabel(</w:t>
+      </w:r>
+      <w:proofErr w:type="gramEnd"/>
+      <w:r>
+        <w:rPr>
+          <w:rFonts w:ascii="Consolas" w:hAnsi="Consolas"/>
+          <w:color w:val="000000"/>
+          <w:sz w:val="19"/>
+        </w:rPr>
+        <w:t>"Jumlah Data")</w:t>
+      </w:r>
+    </w:p>
+    <w:p>
+      <w:pPr>
+        <w:spacing w:after="0"/>
+        <w:rPr>
+          <w:rFonts w:ascii="Consolas" w:hAnsi="Consolas"/>
+          <w:color w:val="000000"/>
+          <w:sz w:val="19"/>
+        </w:rPr>
+      </w:pPr>
+      <w:r>
+        <w:rPr>
+          <w:rFonts w:ascii="Consolas" w:hAnsi="Consolas"/>
+          <w:color w:val="000000"/>
+          <w:sz w:val="19"/>
+        </w:rPr>
+        <w:t xml:space="preserve">    </w:t>
+      </w:r>
+      <w:proofErr w:type="gramStart"/>
+      <w:r>
+        <w:rPr>
+          <w:rFonts w:ascii="Consolas" w:hAnsi="Consolas"/>
+          <w:color w:val="000000"/>
+          <w:sz w:val="19"/>
+        </w:rPr>
+        <w:t>fig.tight</w:t>
+      </w:r>
+      <w:proofErr w:type="gramEnd"/>
+      <w:r>
+        <w:rPr>
+          <w:rFonts w:ascii="Consolas" w:hAnsi="Consolas"/>
+          <w:color w:val="000000"/>
+          <w:sz w:val="19"/>
+        </w:rPr>
+        <w:t>_</w:t>
+      </w:r>
+      <w:proofErr w:type="gramStart"/>
+      <w:r>
+        <w:rPr>
+          <w:rFonts w:ascii="Consolas" w:hAnsi="Consolas"/>
+          <w:color w:val="000000"/>
+          <w:sz w:val="19"/>
+        </w:rPr>
+        <w:t>layout(</w:t>
+      </w:r>
+      <w:proofErr w:type="gramEnd"/>
+      <w:r>
+        <w:rPr>
+          <w:rFonts w:ascii="Consolas" w:hAnsi="Consolas"/>
+          <w:color w:val="000000"/>
+          <w:sz w:val="19"/>
+        </w:rPr>
+        <w:t>)</w:t>
+      </w:r>
+    </w:p>
+    <w:p>
+      <w:pPr>
+        <w:spacing w:after="0"/>
+        <w:rPr>
+          <w:rFonts w:ascii="Consolas" w:hAnsi="Consolas"/>
+          <w:color w:val="000000"/>
+          <w:sz w:val="19"/>
+        </w:rPr>
+      </w:pPr>
+      <w:r>
+        <w:rPr>
+          <w:rFonts w:ascii="Consolas" w:hAnsi="Consolas"/>
+          <w:color w:val="000000"/>
+          <w:sz w:val="19"/>
+        </w:rPr>
+        <w:t xml:space="preserve">    </w:t>
+      </w:r>
+      <w:proofErr w:type="gramStart"/>
+      <w:r>
+        <w:rPr>
+          <w:rFonts w:ascii="Consolas" w:hAnsi="Consolas"/>
+          <w:color w:val="000000"/>
+          <w:sz w:val="19"/>
+        </w:rPr>
+        <w:t>fig.savefig</w:t>
+      </w:r>
+      <w:proofErr w:type="gramEnd"/>
+      <w:r>
+        <w:rPr>
+          <w:rFonts w:ascii="Consolas" w:hAnsi="Consolas"/>
+          <w:color w:val="000000"/>
+          <w:sz w:val="19"/>
+        </w:rPr>
+        <w:t>(EDA_CLASS_PATH, dpi=180)</w:t>
+      </w:r>
+    </w:p>
+    <w:p>
+      <w:pPr>
+        <w:spacing w:after="0"/>
+        <w:rPr>
+          <w:rFonts w:ascii="Consolas" w:hAnsi="Consolas"/>
+          <w:color w:val="000000"/>
+          <w:sz w:val="19"/>
+        </w:rPr>
+      </w:pPr>
+      <w:r>
+        <w:rPr>
+          <w:rFonts w:ascii="Consolas" w:hAnsi="Consolas"/>
+          <w:color w:val="000000"/>
+          <w:sz w:val="19"/>
+        </w:rPr>
+        <w:t xml:space="preserve">    </w:t>
+      </w:r>
+      <w:proofErr w:type="gramStart"/>
+      <w:r>
+        <w:rPr>
+          <w:rFonts w:ascii="Consolas" w:hAnsi="Consolas"/>
+          <w:color w:val="000000"/>
+          <w:sz w:val="19"/>
+        </w:rPr>
+        <w:t>plt.close</w:t>
+      </w:r>
+      <w:proofErr w:type="gramEnd"/>
+      <w:r>
+        <w:rPr>
+          <w:rFonts w:ascii="Consolas" w:hAnsi="Consolas"/>
+          <w:color w:val="000000"/>
+          <w:sz w:val="19"/>
+        </w:rPr>
+        <w:t>(fig)</w:t>
+      </w:r>
+    </w:p>
+    <w:p>
+      <w:pPr>
+        <w:spacing w:after="0"/>
+        <w:rPr>
+          <w:rFonts w:ascii="Consolas" w:hAnsi="Consolas"/>
+          <w:color w:val="000000"/>
+          <w:sz w:val="19"/>
+        </w:rPr>
+      </w:pPr>
+    </w:p>
+    <w:p>
+      <w:pPr>
+        <w:spacing w:after="0"/>
+        <w:rPr>
+          <w:rFonts w:ascii="Consolas" w:hAnsi="Consolas"/>
+          <w:color w:val="000000"/>
+          <w:sz w:val="19"/>
+        </w:rPr>
+      </w:pPr>
+      <w:r>
+        <w:rPr>
+          <w:rFonts w:ascii="Consolas" w:hAnsi="Consolas"/>
+          <w:color w:val="000000"/>
+          <w:sz w:val="19"/>
+        </w:rPr>
+        <w:t xml:space="preserve">    fig, ax = </w:t>
+      </w:r>
+      <w:proofErr w:type="gramStart"/>
+      <w:r>
+        <w:rPr>
+          <w:rFonts w:ascii="Consolas" w:hAnsi="Consolas"/>
+          <w:color w:val="000000"/>
+          <w:sz w:val="19"/>
+        </w:rPr>
+        <w:t>plt.subplots</w:t>
+      </w:r>
+      <w:proofErr w:type="gramEnd"/>
+      <w:r>
+        <w:rPr>
+          <w:rFonts w:ascii="Consolas" w:hAnsi="Consolas"/>
+          <w:color w:val="000000"/>
+          <w:sz w:val="19"/>
+        </w:rPr>
+        <w:t>(figsize</w:t>
+      </w:r>
+      <w:proofErr w:type="gramStart"/>
+      <w:r>
+        <w:rPr>
+          <w:rFonts w:ascii="Consolas" w:hAnsi="Consolas"/>
+          <w:color w:val="000000"/>
+          <w:sz w:val="19"/>
+        </w:rPr>
+        <w:t>=(</w:t>
+      </w:r>
+      <w:proofErr w:type="gramEnd"/>
+      <w:r>
+        <w:rPr>
+          <w:rFonts w:ascii="Consolas" w:hAnsi="Consolas"/>
+          <w:color w:val="000000"/>
+          <w:sz w:val="19"/>
+        </w:rPr>
+        <w:t>9, 5))</w:t>
+      </w:r>
+    </w:p>
+    <w:p>
+      <w:pPr>
+        <w:spacing w:after="0"/>
+        <w:rPr>
+          <w:rFonts w:ascii="Consolas" w:hAnsi="Consolas"/>
+          <w:color w:val="000000"/>
+          <w:sz w:val="19"/>
+        </w:rPr>
+      </w:pPr>
+      <w:r>
+        <w:rPr>
+          <w:rFonts w:ascii="Consolas" w:hAnsi="Consolas"/>
+          <w:color w:val="000000"/>
+          <w:sz w:val="19"/>
+        </w:rPr>
+        <w:t xml:space="preserve">    sample_batteries = sorted(</w:t>
+      </w:r>
+      <w:proofErr w:type="gramStart"/>
+      <w:r>
+        <w:rPr>
+          <w:rFonts w:ascii="Consolas" w:hAnsi="Consolas"/>
+          <w:color w:val="000000"/>
+          <w:sz w:val="19"/>
+        </w:rPr>
+        <w:t>df[</w:t>
+      </w:r>
+      <w:proofErr w:type="gramEnd"/>
+      <w:r>
+        <w:rPr>
+          <w:rFonts w:ascii="Consolas" w:hAnsi="Consolas"/>
+          <w:color w:val="000000"/>
+          <w:sz w:val="19"/>
+        </w:rPr>
+        <w:t>GROUP_COLUMN</w:t>
+      </w:r>
+      <w:proofErr w:type="gramStart"/>
+      <w:r>
+        <w:rPr>
+          <w:rFonts w:ascii="Consolas" w:hAnsi="Consolas"/>
+          <w:color w:val="000000"/>
+          <w:sz w:val="19"/>
+        </w:rPr>
+        <w:t>].unique</w:t>
+      </w:r>
+      <w:proofErr w:type="gramEnd"/>
+      <w:r>
+        <w:rPr>
+          <w:rFonts w:ascii="Consolas" w:hAnsi="Consolas"/>
+          <w:color w:val="000000"/>
+          <w:sz w:val="19"/>
+        </w:rPr>
+        <w:t>(</w:t>
+      </w:r>
+      <w:proofErr w:type="gramStart"/>
+      <w:r>
+        <w:rPr>
+          <w:rFonts w:ascii="Consolas" w:hAnsi="Consolas"/>
+          <w:color w:val="000000"/>
+          <w:sz w:val="19"/>
+        </w:rPr>
+        <w:t>))[</w:t>
+      </w:r>
+      <w:proofErr w:type="gramEnd"/>
+      <w:r>
+        <w:rPr>
+          <w:rFonts w:ascii="Consolas" w:hAnsi="Consolas"/>
+          <w:color w:val="000000"/>
+          <w:sz w:val="19"/>
+        </w:rPr>
+        <w:t>:8]</w:t>
+      </w:r>
+    </w:p>
+    <w:p>
+      <w:pPr>
+        <w:spacing w:after="0"/>
+        <w:rPr>
+          <w:rFonts w:ascii="Consolas" w:hAnsi="Consolas"/>
+          <w:color w:val="000000"/>
+          <w:sz w:val="19"/>
+        </w:rPr>
+      </w:pPr>
+      <w:r>
+        <w:rPr>
+          <w:rFonts w:ascii="Consolas" w:hAnsi="Consolas"/>
+          <w:color w:val="000000"/>
+          <w:sz w:val="19"/>
+        </w:rPr>
+        <w:lastRenderedPageBreak/>
+        <w:t xml:space="preserve">    </w:t>
+      </w:r>
+      <w:proofErr w:type="gramStart"/>
+      <w:r>
+        <w:rPr>
+          <w:rFonts w:ascii="Consolas" w:hAnsi="Consolas"/>
+          <w:color w:val="000000"/>
+          <w:sz w:val="19"/>
+        </w:rPr>
+        <w:t>sns.lineplot</w:t>
+      </w:r>
+      <w:proofErr w:type="gramEnd"/>
+      <w:r>
+        <w:rPr>
+          <w:rFonts w:ascii="Consolas" w:hAnsi="Consolas"/>
+          <w:color w:val="000000"/>
+          <w:sz w:val="19"/>
+        </w:rPr>
+        <w:t>(</w:t>
+      </w:r>
+    </w:p>
+    <w:p>
+      <w:pPr>
+        <w:spacing w:after="0"/>
+        <w:rPr>
+          <w:rFonts w:ascii="Consolas" w:hAnsi="Consolas"/>
+          <w:color w:val="000000"/>
+          <w:sz w:val="19"/>
+        </w:rPr>
+      </w:pPr>
+      <w:r>
+        <w:rPr>
+          <w:rFonts w:ascii="Consolas" w:hAnsi="Consolas"/>
+          <w:color w:val="000000"/>
+          <w:sz w:val="19"/>
+        </w:rPr>
+        <w:t xml:space="preserve">        data=df[</w:t>
+      </w:r>
+      <w:proofErr w:type="gramStart"/>
+      <w:r>
+        <w:rPr>
+          <w:rFonts w:ascii="Consolas" w:hAnsi="Consolas"/>
+          <w:color w:val="000000"/>
+          <w:sz w:val="19"/>
+        </w:rPr>
+        <w:t>df[</w:t>
+      </w:r>
+      <w:proofErr w:type="gramEnd"/>
+      <w:r>
+        <w:rPr>
+          <w:rFonts w:ascii="Consolas" w:hAnsi="Consolas"/>
+          <w:color w:val="000000"/>
+          <w:sz w:val="19"/>
+        </w:rPr>
+        <w:t>GROUP_COLUMN</w:t>
+      </w:r>
+      <w:proofErr w:type="gramStart"/>
+      <w:r>
+        <w:rPr>
+          <w:rFonts w:ascii="Consolas" w:hAnsi="Consolas"/>
+          <w:color w:val="000000"/>
+          <w:sz w:val="19"/>
+        </w:rPr>
+        <w:t>].isin</w:t>
+      </w:r>
+      <w:proofErr w:type="gramEnd"/>
+      <w:r>
+        <w:rPr>
+          <w:rFonts w:ascii="Consolas" w:hAnsi="Consolas"/>
+          <w:color w:val="000000"/>
+          <w:sz w:val="19"/>
+        </w:rPr>
+        <w:t>(sample_batteries)],</w:t>
+      </w:r>
+    </w:p>
+    <w:p>
+      <w:pPr>
+        <w:spacing w:after="0"/>
+        <w:rPr>
+          <w:rFonts w:ascii="Consolas" w:hAnsi="Consolas"/>
+          <w:color w:val="000000"/>
+          <w:sz w:val="19"/>
+        </w:rPr>
+      </w:pPr>
+      <w:r>
+        <w:rPr>
+          <w:rFonts w:ascii="Consolas" w:hAnsi="Consolas"/>
+          <w:color w:val="000000"/>
+          <w:sz w:val="19"/>
+        </w:rPr>
+        <w:t xml:space="preserve">        x="discharge_index",</w:t>
+      </w:r>
+    </w:p>
+    <w:p>
+      <w:pPr>
+        <w:spacing w:after="0"/>
+        <w:rPr>
+          <w:rFonts w:ascii="Consolas" w:hAnsi="Consolas"/>
+          <w:color w:val="000000"/>
+          <w:sz w:val="19"/>
+        </w:rPr>
+      </w:pPr>
+      <w:r>
+        <w:rPr>
+          <w:rFonts w:ascii="Consolas" w:hAnsi="Consolas"/>
+          <w:color w:val="000000"/>
+          <w:sz w:val="19"/>
+        </w:rPr>
+        <w:t xml:space="preserve">        y="soh",</w:t>
+      </w:r>
+    </w:p>
+    <w:p>
+      <w:pPr>
+        <w:spacing w:after="0"/>
+        <w:rPr>
+          <w:rFonts w:ascii="Consolas" w:hAnsi="Consolas"/>
+          <w:color w:val="000000"/>
+          <w:sz w:val="19"/>
+        </w:rPr>
+      </w:pPr>
+      <w:r>
+        <w:rPr>
+          <w:rFonts w:ascii="Consolas" w:hAnsi="Consolas"/>
+          <w:color w:val="000000"/>
+          <w:sz w:val="19"/>
+        </w:rPr>
+        <w:t xml:space="preserve">        hue=GROUP_COLUMN,</w:t>
+      </w:r>
+    </w:p>
+    <w:p>
+      <w:pPr>
+        <w:spacing w:after="0"/>
+        <w:rPr>
+          <w:rFonts w:ascii="Consolas" w:hAnsi="Consolas"/>
+          <w:color w:val="000000"/>
+          <w:sz w:val="19"/>
+        </w:rPr>
+      </w:pPr>
+      <w:r>
+        <w:rPr>
+          <w:rFonts w:ascii="Consolas" w:hAnsi="Consolas"/>
+          <w:color w:val="000000"/>
+          <w:sz w:val="19"/>
+        </w:rPr>
+        <w:t xml:space="preserve">        ax=ax,</w:t>
+      </w:r>
+    </w:p>
+    <w:p>
+      <w:pPr>
+        <w:spacing w:after="0"/>
+        <w:rPr>
+          <w:rFonts w:ascii="Consolas" w:hAnsi="Consolas"/>
+          <w:color w:val="000000"/>
+          <w:sz w:val="19"/>
+        </w:rPr>
+      </w:pPr>
+      <w:r>
+        <w:rPr>
+          <w:rFonts w:ascii="Consolas" w:hAnsi="Consolas"/>
+          <w:color w:val="000000"/>
+          <w:sz w:val="19"/>
+        </w:rPr>
+        <w:t xml:space="preserve">    )</w:t>
+      </w:r>
+    </w:p>
+    <w:p>
+      <w:pPr>
+        <w:spacing w:after="0"/>
+        <w:rPr>
+          <w:rFonts w:ascii="Consolas" w:hAnsi="Consolas"/>
+          <w:color w:val="000000"/>
+          <w:sz w:val="19"/>
+        </w:rPr>
+      </w:pPr>
+      <w:r>
+        <w:rPr>
+          <w:rFonts w:ascii="Consolas" w:hAnsi="Consolas"/>
+          <w:color w:val="000000"/>
+          <w:sz w:val="19"/>
+        </w:rPr>
+        <w:t xml:space="preserve">    </w:t>
+      </w:r>
+      <w:proofErr w:type="gramStart"/>
+      <w:r>
+        <w:rPr>
+          <w:rFonts w:ascii="Consolas" w:hAnsi="Consolas"/>
+          <w:color w:val="000000"/>
+          <w:sz w:val="19"/>
+        </w:rPr>
+        <w:t>ax.axhline</w:t>
+      </w:r>
+      <w:proofErr w:type="gramEnd"/>
+      <w:r>
+        <w:rPr>
+          <w:rFonts w:ascii="Consolas" w:hAnsi="Consolas"/>
+          <w:color w:val="000000"/>
+          <w:sz w:val="19"/>
+        </w:rPr>
+        <w:t>(0.8, color="orange", linestyle="--", label="Batas Warning")</w:t>
+      </w:r>
+    </w:p>
+    <w:p>
+      <w:pPr>
+        <w:spacing w:after="0"/>
+        <w:rPr>
+          <w:rFonts w:ascii="Consolas" w:hAnsi="Consolas"/>
+          <w:color w:val="000000"/>
+          <w:sz w:val="19"/>
+        </w:rPr>
+      </w:pPr>
+      <w:r>
+        <w:rPr>
+          <w:rFonts w:ascii="Consolas" w:hAnsi="Consolas"/>
+          <w:color w:val="000000"/>
+          <w:sz w:val="19"/>
+        </w:rPr>
+        <w:t xml:space="preserve">    </w:t>
+      </w:r>
+      <w:proofErr w:type="gramStart"/>
+      <w:r>
+        <w:rPr>
+          <w:rFonts w:ascii="Consolas" w:hAnsi="Consolas"/>
+          <w:color w:val="000000"/>
+          <w:sz w:val="19"/>
+        </w:rPr>
+        <w:t>ax.axhline</w:t>
+      </w:r>
+      <w:proofErr w:type="gramEnd"/>
+      <w:r>
+        <w:rPr>
+          <w:rFonts w:ascii="Consolas" w:hAnsi="Consolas"/>
+          <w:color w:val="000000"/>
+          <w:sz w:val="19"/>
+        </w:rPr>
+        <w:t>(0.7, color="red", linestyle="--", label="Batas End of Life")</w:t>
+      </w:r>
+    </w:p>
+    <w:p>
+      <w:pPr>
+        <w:spacing w:after="0"/>
+        <w:rPr>
+          <w:rFonts w:ascii="Consolas" w:hAnsi="Consolas"/>
+          <w:color w:val="000000"/>
+          <w:sz w:val="19"/>
+        </w:rPr>
+      </w:pPr>
+      <w:r>
+        <w:rPr>
+          <w:rFonts w:ascii="Consolas" w:hAnsi="Consolas"/>
+          <w:color w:val="000000"/>
+          <w:sz w:val="19"/>
+        </w:rPr>
+        <w:t xml:space="preserve">    ax.set_</w:t>
+      </w:r>
+      <w:proofErr w:type="gramStart"/>
+      <w:r>
+        <w:rPr>
+          <w:rFonts w:ascii="Consolas" w:hAnsi="Consolas"/>
+          <w:color w:val="000000"/>
+          <w:sz w:val="19"/>
+        </w:rPr>
+        <w:t>title(</w:t>
+      </w:r>
+      <w:proofErr w:type="gramEnd"/>
+      <w:r>
+        <w:rPr>
+          <w:rFonts w:ascii="Consolas" w:hAnsi="Consolas"/>
+          <w:color w:val="000000"/>
+          <w:sz w:val="19"/>
+        </w:rPr>
+        <w:t>"Tren Penurunan State of Health")</w:t>
+      </w:r>
+    </w:p>
+    <w:p>
+      <w:pPr>
+        <w:spacing w:after="0"/>
+        <w:rPr>
+          <w:rFonts w:ascii="Consolas" w:hAnsi="Consolas"/>
+          <w:color w:val="000000"/>
+          <w:sz w:val="19"/>
+        </w:rPr>
+      </w:pPr>
+      <w:r>
+        <w:rPr>
+          <w:rFonts w:ascii="Consolas" w:hAnsi="Consolas"/>
+          <w:color w:val="000000"/>
+          <w:sz w:val="19"/>
+        </w:rPr>
+        <w:t xml:space="preserve">    ax.set_</w:t>
+      </w:r>
+      <w:proofErr w:type="gramStart"/>
+      <w:r>
+        <w:rPr>
+          <w:rFonts w:ascii="Consolas" w:hAnsi="Consolas"/>
+          <w:color w:val="000000"/>
+          <w:sz w:val="19"/>
+        </w:rPr>
+        <w:t>xlabel(</w:t>
+      </w:r>
+      <w:proofErr w:type="gramEnd"/>
+      <w:r>
+        <w:rPr>
+          <w:rFonts w:ascii="Consolas" w:hAnsi="Consolas"/>
+          <w:color w:val="000000"/>
+          <w:sz w:val="19"/>
+        </w:rPr>
+        <w:t>"Siklus Discharge")</w:t>
+      </w:r>
+    </w:p>
+    <w:p>
+      <w:pPr>
+        <w:spacing w:after="0"/>
+        <w:rPr>
+          <w:rFonts w:ascii="Consolas" w:hAnsi="Consolas"/>
+          <w:color w:val="000000"/>
+          <w:sz w:val="19"/>
+        </w:rPr>
+      </w:pPr>
+      <w:r>
+        <w:rPr>
+          <w:rFonts w:ascii="Consolas" w:hAnsi="Consolas"/>
+          <w:color w:val="000000"/>
+          <w:sz w:val="19"/>
+        </w:rPr>
+        <w:t xml:space="preserve">    ax.set_</w:t>
+      </w:r>
+      <w:proofErr w:type="gramStart"/>
+      <w:r>
+        <w:rPr>
+          <w:rFonts w:ascii="Consolas" w:hAnsi="Consolas"/>
+          <w:color w:val="000000"/>
+          <w:sz w:val="19"/>
+        </w:rPr>
+        <w:t>ylabel(</w:t>
+      </w:r>
+      <w:proofErr w:type="gramEnd"/>
+      <w:r>
+        <w:rPr>
+          <w:rFonts w:ascii="Consolas" w:hAnsi="Consolas"/>
+          <w:color w:val="000000"/>
+          <w:sz w:val="19"/>
+        </w:rPr>
+        <w:t>"State of Health")</w:t>
+      </w:r>
+    </w:p>
+    <w:p>
+      <w:pPr>
+        <w:spacing w:after="0"/>
+        <w:rPr>
+          <w:rFonts w:ascii="Consolas" w:hAnsi="Consolas"/>
+          <w:color w:val="000000"/>
+          <w:sz w:val="19"/>
+        </w:rPr>
+      </w:pPr>
+      <w:r>
+        <w:rPr>
+          <w:rFonts w:ascii="Consolas" w:hAnsi="Consolas"/>
+          <w:color w:val="000000"/>
+          <w:sz w:val="19"/>
+        </w:rPr>
+        <w:t xml:space="preserve">    </w:t>
+      </w:r>
+      <w:proofErr w:type="gramStart"/>
+      <w:r>
+        <w:rPr>
+          <w:rFonts w:ascii="Consolas" w:hAnsi="Consolas"/>
+          <w:color w:val="000000"/>
+          <w:sz w:val="19"/>
+        </w:rPr>
+        <w:t>fig.tight</w:t>
+      </w:r>
+      <w:proofErr w:type="gramEnd"/>
+      <w:r>
+        <w:rPr>
+          <w:rFonts w:ascii="Consolas" w:hAnsi="Consolas"/>
+          <w:color w:val="000000"/>
+          <w:sz w:val="19"/>
+        </w:rPr>
+        <w:t>_</w:t>
+      </w:r>
+      <w:proofErr w:type="gramStart"/>
+      <w:r>
+        <w:rPr>
+          <w:rFonts w:ascii="Consolas" w:hAnsi="Consolas"/>
+          <w:color w:val="000000"/>
+          <w:sz w:val="19"/>
+        </w:rPr>
+        <w:t>layout(</w:t>
+      </w:r>
+      <w:proofErr w:type="gramEnd"/>
+      <w:r>
+        <w:rPr>
+          <w:rFonts w:ascii="Consolas" w:hAnsi="Consolas"/>
+          <w:color w:val="000000"/>
+          <w:sz w:val="19"/>
+        </w:rPr>
+        <w:t>)</w:t>
+      </w:r>
+    </w:p>
+    <w:p>
+      <w:pPr>
+        <w:spacing w:after="0"/>
+        <w:rPr>
+          <w:rFonts w:ascii="Consolas" w:hAnsi="Consolas"/>
+          <w:color w:val="000000"/>
+          <w:sz w:val="19"/>
+        </w:rPr>
+      </w:pPr>
+      <w:r>
+        <w:rPr>
+          <w:rFonts w:ascii="Consolas" w:hAnsi="Consolas"/>
+          <w:color w:val="000000"/>
+          <w:sz w:val="19"/>
+        </w:rPr>
+        <w:t xml:space="preserve">    </w:t>
+      </w:r>
+      <w:proofErr w:type="gramStart"/>
+      <w:r>
+        <w:rPr>
+          <w:rFonts w:ascii="Consolas" w:hAnsi="Consolas"/>
+          <w:color w:val="000000"/>
+          <w:sz w:val="19"/>
+        </w:rPr>
+        <w:t>fig.savefig</w:t>
+      </w:r>
+      <w:proofErr w:type="gramEnd"/>
+      <w:r>
+        <w:rPr>
+          <w:rFonts w:ascii="Consolas" w:hAnsi="Consolas"/>
+          <w:color w:val="000000"/>
+          <w:sz w:val="19"/>
+        </w:rPr>
+        <w:t>(EDA_SOH_PATH, dpi=180)</w:t>
+      </w:r>
+    </w:p>
+    <w:p>
+      <w:pPr>
+        <w:spacing w:after="0"/>
+        <w:rPr>
+          <w:rFonts w:ascii="Consolas" w:hAnsi="Consolas"/>
+          <w:color w:val="000000"/>
+          <w:sz w:val="19"/>
+        </w:rPr>
+      </w:pPr>
+      <w:r>
+        <w:rPr>
+          <w:rFonts w:ascii="Consolas" w:hAnsi="Consolas"/>
+          <w:color w:val="000000"/>
+          <w:sz w:val="19"/>
+        </w:rPr>
+        <w:t xml:space="preserve">    </w:t>
+      </w:r>
+      <w:proofErr w:type="gramStart"/>
+      <w:r>
+        <w:rPr>
+          <w:rFonts w:ascii="Consolas" w:hAnsi="Consolas"/>
+          <w:color w:val="000000"/>
+          <w:sz w:val="19"/>
+        </w:rPr>
+        <w:t>plt.close</w:t>
+      </w:r>
+      <w:proofErr w:type="gramEnd"/>
+      <w:r>
+        <w:rPr>
+          <w:rFonts w:ascii="Consolas" w:hAnsi="Consolas"/>
+          <w:color w:val="000000"/>
+          <w:sz w:val="19"/>
+        </w:rPr>
+        <w:t>(fig)</w:t>
+      </w:r>
+    </w:p>
+    <w:p>
+      <w:pPr>
+        <w:spacing w:after="0"/>
+        <w:rPr>
+          <w:rFonts w:ascii="Consolas" w:hAnsi="Consolas"/>
+          <w:color w:val="000000"/>
+          <w:sz w:val="19"/>
+        </w:rPr>
+      </w:pPr>
+    </w:p>
+    <w:p>
+      <w:pPr>
+        <w:spacing w:after="0"/>
+        <w:rPr>
+          <w:rFonts w:ascii="Consolas" w:hAnsi="Consolas"/>
+          <w:color w:val="000000"/>
+          <w:sz w:val="19"/>
+        </w:rPr>
+      </w:pPr>
+      <w:r>
+        <w:rPr>
+          <w:rFonts w:ascii="Consolas" w:hAnsi="Consolas"/>
+          <w:color w:val="000000"/>
+          <w:sz w:val="19"/>
+        </w:rPr>
+        <w:t xml:space="preserve">    corr_columns = [</w:t>
+      </w:r>
+    </w:p>
+    <w:p>
+      <w:pPr>
+        <w:spacing w:after="0"/>
+        <w:rPr>
+          <w:rFonts w:ascii="Consolas" w:hAnsi="Consolas"/>
+          <w:color w:val="000000"/>
+          <w:sz w:val="19"/>
+        </w:rPr>
+      </w:pPr>
+      <w:r>
+        <w:rPr>
+          <w:rFonts w:ascii="Consolas" w:hAnsi="Consolas"/>
+          <w:color w:val="000000"/>
+          <w:sz w:val="19"/>
+        </w:rPr>
+        <w:t xml:space="preserve">        "</w:t>
+      </w:r>
+      <w:proofErr w:type="gramStart"/>
+      <w:r>
+        <w:rPr>
+          <w:rFonts w:ascii="Consolas" w:hAnsi="Consolas"/>
+          <w:color w:val="000000"/>
+          <w:sz w:val="19"/>
+        </w:rPr>
+        <w:t>cycle</w:t>
+      </w:r>
+      <w:proofErr w:type="gramEnd"/>
+      <w:r>
+        <w:rPr>
+          <w:rFonts w:ascii="Consolas" w:hAnsi="Consolas"/>
+          <w:color w:val="000000"/>
+          <w:sz w:val="19"/>
+        </w:rPr>
+        <w:t>_index",</w:t>
+      </w:r>
+    </w:p>
+    <w:p>
+      <w:pPr>
+        <w:spacing w:after="0"/>
+        <w:rPr>
+          <w:rFonts w:ascii="Consolas" w:hAnsi="Consolas"/>
+          <w:color w:val="000000"/>
+          <w:sz w:val="19"/>
+        </w:rPr>
+      </w:pPr>
+      <w:r>
+        <w:rPr>
+          <w:rFonts w:ascii="Consolas" w:hAnsi="Consolas"/>
+          <w:color w:val="000000"/>
+          <w:sz w:val="19"/>
+        </w:rPr>
+        <w:t xml:space="preserve">        "</w:t>
+      </w:r>
+      <w:proofErr w:type="gramStart"/>
+      <w:r>
+        <w:rPr>
+          <w:rFonts w:ascii="Consolas" w:hAnsi="Consolas"/>
+          <w:color w:val="000000"/>
+          <w:sz w:val="19"/>
+        </w:rPr>
+        <w:t>discharge</w:t>
+      </w:r>
+      <w:proofErr w:type="gramEnd"/>
+      <w:r>
+        <w:rPr>
+          <w:rFonts w:ascii="Consolas" w:hAnsi="Consolas"/>
+          <w:color w:val="000000"/>
+          <w:sz w:val="19"/>
+        </w:rPr>
+        <w:t>_index",</w:t>
+      </w:r>
+    </w:p>
+    <w:p>
+      <w:pPr>
+        <w:spacing w:after="0"/>
+        <w:rPr>
+          <w:rFonts w:ascii="Consolas" w:hAnsi="Consolas"/>
+          <w:color w:val="000000"/>
+          <w:sz w:val="19"/>
+        </w:rPr>
+      </w:pPr>
+      <w:r>
+        <w:rPr>
+          <w:rFonts w:ascii="Consolas" w:hAnsi="Consolas"/>
+          <w:color w:val="000000"/>
+          <w:sz w:val="19"/>
+        </w:rPr>
+        <w:t xml:space="preserve">        "</w:t>
+      </w:r>
+      <w:proofErr w:type="gramStart"/>
+      <w:r>
+        <w:rPr>
+          <w:rFonts w:ascii="Consolas" w:hAnsi="Consolas"/>
+          <w:color w:val="000000"/>
+          <w:sz w:val="19"/>
+        </w:rPr>
+        <w:t>elapsed</w:t>
+      </w:r>
+      <w:proofErr w:type="gramEnd"/>
+      <w:r>
+        <w:rPr>
+          <w:rFonts w:ascii="Consolas" w:hAnsi="Consolas"/>
+          <w:color w:val="000000"/>
+          <w:sz w:val="19"/>
+        </w:rPr>
+        <w:t>_time_sec",</w:t>
+      </w:r>
+    </w:p>
+    <w:p>
+      <w:pPr>
+        <w:spacing w:after="0"/>
+        <w:rPr>
+          <w:rFonts w:ascii="Consolas" w:hAnsi="Consolas"/>
+          <w:color w:val="000000"/>
+          <w:sz w:val="19"/>
+        </w:rPr>
+      </w:pPr>
+      <w:r>
+        <w:rPr>
+          <w:rFonts w:ascii="Consolas" w:hAnsi="Consolas"/>
+          <w:color w:val="000000"/>
+          <w:sz w:val="19"/>
+        </w:rPr>
+        <w:t xml:space="preserve">        "</w:t>
+      </w:r>
+      <w:proofErr w:type="gramStart"/>
+      <w:r>
+        <w:rPr>
+          <w:rFonts w:ascii="Consolas" w:hAnsi="Consolas"/>
+          <w:color w:val="000000"/>
+          <w:sz w:val="19"/>
+        </w:rPr>
+        <w:t>voltage</w:t>
+      </w:r>
+      <w:proofErr w:type="gramEnd"/>
+      <w:r>
+        <w:rPr>
+          <w:rFonts w:ascii="Consolas" w:hAnsi="Consolas"/>
+          <w:color w:val="000000"/>
+          <w:sz w:val="19"/>
+        </w:rPr>
+        <w:t>_mean",</w:t>
+      </w:r>
+    </w:p>
+    <w:p>
+      <w:pPr>
+        <w:spacing w:after="0"/>
+        <w:rPr>
+          <w:rFonts w:ascii="Consolas" w:hAnsi="Consolas"/>
+          <w:color w:val="000000"/>
+          <w:sz w:val="19"/>
+        </w:rPr>
+      </w:pPr>
+      <w:r>
+        <w:rPr>
+          <w:rFonts w:ascii="Consolas" w:hAnsi="Consolas"/>
+          <w:color w:val="000000"/>
+          <w:sz w:val="19"/>
+        </w:rPr>
+        <w:t xml:space="preserve">        "</w:t>
+      </w:r>
+      <w:proofErr w:type="gramStart"/>
+      <w:r>
+        <w:rPr>
+          <w:rFonts w:ascii="Consolas" w:hAnsi="Consolas"/>
+          <w:color w:val="000000"/>
+          <w:sz w:val="19"/>
+        </w:rPr>
+        <w:t>voltage</w:t>
+      </w:r>
+      <w:proofErr w:type="gramEnd"/>
+      <w:r>
+        <w:rPr>
+          <w:rFonts w:ascii="Consolas" w:hAnsi="Consolas"/>
+          <w:color w:val="000000"/>
+          <w:sz w:val="19"/>
+        </w:rPr>
+        <w:t>_min",</w:t>
+      </w:r>
+    </w:p>
+    <w:p>
+      <w:pPr>
+        <w:spacing w:after="0"/>
+        <w:rPr>
+          <w:rFonts w:ascii="Consolas" w:hAnsi="Consolas"/>
+          <w:color w:val="000000"/>
+          <w:sz w:val="19"/>
+        </w:rPr>
+      </w:pPr>
+      <w:r>
+        <w:rPr>
+          <w:rFonts w:ascii="Consolas" w:hAnsi="Consolas"/>
+          <w:color w:val="000000"/>
+          <w:sz w:val="19"/>
+        </w:rPr>
+        <w:t xml:space="preserve">        "</w:t>
+      </w:r>
+      <w:proofErr w:type="gramStart"/>
+      <w:r>
+        <w:rPr>
+          <w:rFonts w:ascii="Consolas" w:hAnsi="Consolas"/>
+          <w:color w:val="000000"/>
+          <w:sz w:val="19"/>
+        </w:rPr>
+        <w:t>current</w:t>
+      </w:r>
+      <w:proofErr w:type="gramEnd"/>
+      <w:r>
+        <w:rPr>
+          <w:rFonts w:ascii="Consolas" w:hAnsi="Consolas"/>
+          <w:color w:val="000000"/>
+          <w:sz w:val="19"/>
+        </w:rPr>
+        <w:t>_mean",</w:t>
+      </w:r>
+    </w:p>
+    <w:p>
+      <w:pPr>
+        <w:spacing w:after="0"/>
+        <w:rPr>
+          <w:rFonts w:ascii="Consolas" w:hAnsi="Consolas"/>
+          <w:color w:val="000000"/>
+          <w:sz w:val="19"/>
+        </w:rPr>
+      </w:pPr>
+      <w:r>
+        <w:rPr>
+          <w:rFonts w:ascii="Consolas" w:hAnsi="Consolas"/>
+          <w:color w:val="000000"/>
+          <w:sz w:val="19"/>
+        </w:rPr>
+        <w:t xml:space="preserve">        "</w:t>
+      </w:r>
+      <w:proofErr w:type="gramStart"/>
+      <w:r>
+        <w:rPr>
+          <w:rFonts w:ascii="Consolas" w:hAnsi="Consolas"/>
+          <w:color w:val="000000"/>
+          <w:sz w:val="19"/>
+        </w:rPr>
+        <w:t>temperature</w:t>
+      </w:r>
+      <w:proofErr w:type="gramEnd"/>
+      <w:r>
+        <w:rPr>
+          <w:rFonts w:ascii="Consolas" w:hAnsi="Consolas"/>
+          <w:color w:val="000000"/>
+          <w:sz w:val="19"/>
+        </w:rPr>
+        <w:t>_mean",</w:t>
+      </w:r>
+    </w:p>
+    <w:p>
+      <w:pPr>
+        <w:spacing w:after="0"/>
+        <w:rPr>
+          <w:rFonts w:ascii="Consolas" w:hAnsi="Consolas"/>
+          <w:color w:val="000000"/>
+          <w:sz w:val="19"/>
+        </w:rPr>
+      </w:pPr>
+      <w:r>
+        <w:rPr>
+          <w:rFonts w:ascii="Consolas" w:hAnsi="Consolas"/>
+          <w:color w:val="000000"/>
+          <w:sz w:val="19"/>
+        </w:rPr>
+        <w:t xml:space="preserve">        "</w:t>
+      </w:r>
+      <w:proofErr w:type="gramStart"/>
+      <w:r>
+        <w:rPr>
+          <w:rFonts w:ascii="Consolas" w:hAnsi="Consolas"/>
+          <w:color w:val="000000"/>
+          <w:sz w:val="19"/>
+        </w:rPr>
+        <w:t>temperature</w:t>
+      </w:r>
+      <w:proofErr w:type="gramEnd"/>
+      <w:r>
+        <w:rPr>
+          <w:rFonts w:ascii="Consolas" w:hAnsi="Consolas"/>
+          <w:color w:val="000000"/>
+          <w:sz w:val="19"/>
+        </w:rPr>
+        <w:t>_max",</w:t>
+      </w:r>
+    </w:p>
+    <w:p>
+      <w:pPr>
+        <w:spacing w:after="0"/>
+        <w:rPr>
+          <w:rFonts w:ascii="Consolas" w:hAnsi="Consolas"/>
+          <w:color w:val="000000"/>
+          <w:sz w:val="19"/>
+        </w:rPr>
+      </w:pPr>
+      <w:r>
+        <w:rPr>
+          <w:rFonts w:ascii="Consolas" w:hAnsi="Consolas"/>
+          <w:color w:val="000000"/>
+          <w:sz w:val="19"/>
+        </w:rPr>
+        <w:t xml:space="preserve">        "</w:t>
+      </w:r>
+      <w:proofErr w:type="gramStart"/>
+      <w:r>
+        <w:rPr>
+          <w:rFonts w:ascii="Consolas" w:hAnsi="Consolas"/>
+          <w:color w:val="000000"/>
+          <w:sz w:val="19"/>
+        </w:rPr>
+        <w:t>capacity</w:t>
+      </w:r>
+      <w:proofErr w:type="gramEnd"/>
+      <w:r>
+        <w:rPr>
+          <w:rFonts w:ascii="Consolas" w:hAnsi="Consolas"/>
+          <w:color w:val="000000"/>
+          <w:sz w:val="19"/>
+        </w:rPr>
+        <w:t>_ahr",</w:t>
+      </w:r>
+    </w:p>
+    <w:p>
+      <w:pPr>
+        <w:spacing w:after="0"/>
+        <w:rPr>
+          <w:rFonts w:ascii="Consolas" w:hAnsi="Consolas"/>
+          <w:color w:val="000000"/>
+          <w:sz w:val="19"/>
+        </w:rPr>
+      </w:pPr>
+      <w:r>
+        <w:rPr>
+          <w:rFonts w:ascii="Consolas" w:hAnsi="Consolas"/>
+          <w:color w:val="000000"/>
+          <w:sz w:val="19"/>
+        </w:rPr>
+        <w:t xml:space="preserve">        "soh",</w:t>
+      </w:r>
+    </w:p>
+    <w:p>
+      <w:pPr>
+        <w:spacing w:after="0"/>
+        <w:rPr>
+          <w:rFonts w:ascii="Consolas" w:hAnsi="Consolas"/>
+          <w:color w:val="000000"/>
+          <w:sz w:val="19"/>
+        </w:rPr>
+      </w:pPr>
+      <w:r>
+        <w:rPr>
+          <w:rFonts w:ascii="Consolas" w:hAnsi="Consolas"/>
+          <w:color w:val="000000"/>
+          <w:sz w:val="19"/>
+        </w:rPr>
+        <w:t xml:space="preserve">    ]</w:t>
+      </w:r>
+    </w:p>
+    <w:p>
+      <w:pPr>
+        <w:spacing w:after="0"/>
+        <w:rPr>
+          <w:rFonts w:ascii="Consolas" w:hAnsi="Consolas"/>
+          <w:color w:val="000000"/>
+          <w:sz w:val="19"/>
+        </w:rPr>
+      </w:pPr>
+      <w:r>
+        <w:rPr>
+          <w:rFonts w:ascii="Consolas" w:hAnsi="Consolas"/>
+          <w:color w:val="000000"/>
+          <w:sz w:val="19"/>
+        </w:rPr>
+        <w:t xml:space="preserve">    fig, ax = </w:t>
+      </w:r>
+      <w:proofErr w:type="gramStart"/>
+      <w:r>
+        <w:rPr>
+          <w:rFonts w:ascii="Consolas" w:hAnsi="Consolas"/>
+          <w:color w:val="000000"/>
+          <w:sz w:val="19"/>
+        </w:rPr>
+        <w:t>plt.subplots</w:t>
+      </w:r>
+      <w:proofErr w:type="gramEnd"/>
+      <w:r>
+        <w:rPr>
+          <w:rFonts w:ascii="Consolas" w:hAnsi="Consolas"/>
+          <w:color w:val="000000"/>
+          <w:sz w:val="19"/>
+        </w:rPr>
+        <w:t>(figsize</w:t>
+      </w:r>
+      <w:proofErr w:type="gramStart"/>
+      <w:r>
+        <w:rPr>
+          <w:rFonts w:ascii="Consolas" w:hAnsi="Consolas"/>
+          <w:color w:val="000000"/>
+          <w:sz w:val="19"/>
+        </w:rPr>
+        <w:t>=(</w:t>
+      </w:r>
+      <w:proofErr w:type="gramEnd"/>
+      <w:r>
+        <w:rPr>
+          <w:rFonts w:ascii="Consolas" w:hAnsi="Consolas"/>
+          <w:color w:val="000000"/>
+          <w:sz w:val="19"/>
+        </w:rPr>
+        <w:t>10, 8))</w:t>
+      </w:r>
+    </w:p>
+    <w:p>
+      <w:pPr>
+        <w:spacing w:after="0"/>
+        <w:rPr>
+          <w:rFonts w:ascii="Consolas" w:hAnsi="Consolas"/>
+          <w:color w:val="000000"/>
+          <w:sz w:val="19"/>
+        </w:rPr>
+      </w:pPr>
+      <w:r>
+        <w:rPr>
+          <w:rFonts w:ascii="Consolas" w:hAnsi="Consolas"/>
+          <w:color w:val="000000"/>
+          <w:sz w:val="19"/>
+        </w:rPr>
+        <w:t xml:space="preserve">    </w:t>
+      </w:r>
+      <w:proofErr w:type="gramStart"/>
+      <w:r>
+        <w:rPr>
+          <w:rFonts w:ascii="Consolas" w:hAnsi="Consolas"/>
+          <w:color w:val="000000"/>
+          <w:sz w:val="19"/>
+        </w:rPr>
+        <w:t>sns.heatmap</w:t>
+      </w:r>
+      <w:proofErr w:type="gramEnd"/>
+      <w:r>
+        <w:rPr>
+          <w:rFonts w:ascii="Consolas" w:hAnsi="Consolas"/>
+          <w:color w:val="000000"/>
+          <w:sz w:val="19"/>
+        </w:rPr>
+        <w:t>(df[corr_columns</w:t>
+      </w:r>
+      <w:proofErr w:type="gramStart"/>
+      <w:r>
+        <w:rPr>
+          <w:rFonts w:ascii="Consolas" w:hAnsi="Consolas"/>
+          <w:color w:val="000000"/>
+          <w:sz w:val="19"/>
+        </w:rPr>
+        <w:t>].corr</w:t>
+      </w:r>
+      <w:proofErr w:type="gramEnd"/>
+      <w:r>
+        <w:rPr>
+          <w:rFonts w:ascii="Consolas" w:hAnsi="Consolas"/>
+          <w:color w:val="000000"/>
+          <w:sz w:val="19"/>
+        </w:rPr>
+        <w:t>(numeric_only=True), annot=True, fmt=".2f", cmap="vlag", ax=ax)</w:t>
+      </w:r>
+    </w:p>
+    <w:p>
+      <w:pPr>
+        <w:spacing w:after="0"/>
+        <w:rPr>
+          <w:rFonts w:ascii="Consolas" w:hAnsi="Consolas"/>
+          <w:color w:val="000000"/>
+          <w:sz w:val="19"/>
+        </w:rPr>
+      </w:pPr>
+      <w:r>
+        <w:rPr>
+          <w:rFonts w:ascii="Consolas" w:hAnsi="Consolas"/>
+          <w:color w:val="000000"/>
+          <w:sz w:val="19"/>
+        </w:rPr>
+        <w:t xml:space="preserve">    ax.set_</w:t>
+      </w:r>
+      <w:proofErr w:type="gramStart"/>
+      <w:r>
+        <w:rPr>
+          <w:rFonts w:ascii="Consolas" w:hAnsi="Consolas"/>
+          <w:color w:val="000000"/>
+          <w:sz w:val="19"/>
+        </w:rPr>
+        <w:t>title(</w:t>
+      </w:r>
+      <w:proofErr w:type="gramEnd"/>
+      <w:r>
+        <w:rPr>
+          <w:rFonts w:ascii="Consolas" w:hAnsi="Consolas"/>
+          <w:color w:val="000000"/>
+          <w:sz w:val="19"/>
+        </w:rPr>
+        <w:t>"Korelasi Fitur Numerik")</w:t>
+      </w:r>
+    </w:p>
+    <w:p>
+      <w:pPr>
+        <w:spacing w:after="0"/>
+        <w:rPr>
+          <w:rFonts w:ascii="Consolas" w:hAnsi="Consolas"/>
+          <w:color w:val="000000"/>
+          <w:sz w:val="19"/>
+        </w:rPr>
+      </w:pPr>
+      <w:r>
+        <w:rPr>
+          <w:rFonts w:ascii="Consolas" w:hAnsi="Consolas"/>
+          <w:color w:val="000000"/>
+          <w:sz w:val="19"/>
+        </w:rPr>
+        <w:t xml:space="preserve">    </w:t>
+      </w:r>
+      <w:proofErr w:type="gramStart"/>
+      <w:r>
+        <w:rPr>
+          <w:rFonts w:ascii="Consolas" w:hAnsi="Consolas"/>
+          <w:color w:val="000000"/>
+          <w:sz w:val="19"/>
+        </w:rPr>
+        <w:t>fig.tight</w:t>
+      </w:r>
+      <w:proofErr w:type="gramEnd"/>
+      <w:r>
+        <w:rPr>
+          <w:rFonts w:ascii="Consolas" w:hAnsi="Consolas"/>
+          <w:color w:val="000000"/>
+          <w:sz w:val="19"/>
+        </w:rPr>
+        <w:t>_</w:t>
+      </w:r>
+      <w:proofErr w:type="gramStart"/>
+      <w:r>
+        <w:rPr>
+          <w:rFonts w:ascii="Consolas" w:hAnsi="Consolas"/>
+          <w:color w:val="000000"/>
+          <w:sz w:val="19"/>
+        </w:rPr>
+        <w:t>layout(</w:t>
+      </w:r>
+      <w:proofErr w:type="gramEnd"/>
+      <w:r>
+        <w:rPr>
+          <w:rFonts w:ascii="Consolas" w:hAnsi="Consolas"/>
+          <w:color w:val="000000"/>
+          <w:sz w:val="19"/>
+        </w:rPr>
+        <w:t>)</w:t>
+      </w:r>
+    </w:p>
+    <w:p>
+      <w:pPr>
+        <w:spacing w:after="0"/>
+        <w:rPr>
+          <w:rFonts w:ascii="Consolas" w:hAnsi="Consolas"/>
+          <w:color w:val="000000"/>
+          <w:sz w:val="19"/>
+        </w:rPr>
+      </w:pPr>
+      <w:r>
+        <w:rPr>
+          <w:rFonts w:ascii="Consolas" w:hAnsi="Consolas"/>
+          <w:color w:val="000000"/>
+          <w:sz w:val="19"/>
+        </w:rPr>
+        <w:t xml:space="preserve">    </w:t>
+      </w:r>
+      <w:proofErr w:type="gramStart"/>
+      <w:r>
+        <w:rPr>
+          <w:rFonts w:ascii="Consolas" w:hAnsi="Consolas"/>
+          <w:color w:val="000000"/>
+          <w:sz w:val="19"/>
+        </w:rPr>
+        <w:t>fig.savefig</w:t>
+      </w:r>
+      <w:proofErr w:type="gramEnd"/>
+      <w:r>
+        <w:rPr>
+          <w:rFonts w:ascii="Consolas" w:hAnsi="Consolas"/>
+          <w:color w:val="000000"/>
+          <w:sz w:val="19"/>
+        </w:rPr>
+        <w:t>(EDA_CORR_PATH, dpi=180)</w:t>
+      </w:r>
+    </w:p>
+    <w:p>
+      <w:pPr>
+        <w:spacing w:after="0"/>
+        <w:rPr>
+          <w:rFonts w:ascii="Consolas" w:hAnsi="Consolas"/>
+          <w:color w:val="000000"/>
+          <w:sz w:val="19"/>
+        </w:rPr>
+      </w:pPr>
+      <w:r>
+        <w:rPr>
+          <w:rFonts w:ascii="Consolas" w:hAnsi="Consolas"/>
+          <w:color w:val="000000"/>
+          <w:sz w:val="19"/>
+        </w:rPr>
+        <w:t xml:space="preserve">    </w:t>
+      </w:r>
+      <w:proofErr w:type="gramStart"/>
+      <w:r>
+        <w:rPr>
+          <w:rFonts w:ascii="Consolas" w:hAnsi="Consolas"/>
+          <w:color w:val="000000"/>
+          <w:sz w:val="19"/>
+        </w:rPr>
+        <w:t>plt.close</w:t>
+      </w:r>
+      <w:proofErr w:type="gramEnd"/>
+      <w:r>
+        <w:rPr>
+          <w:rFonts w:ascii="Consolas" w:hAnsi="Consolas"/>
+          <w:color w:val="000000"/>
+          <w:sz w:val="19"/>
+        </w:rPr>
+        <w:t>(fig)</w:t>
+      </w:r>
+    </w:p>
+    <w:p>
+      <w:pPr>
+        <w:spacing w:after="0"/>
+        <w:rPr>
+          <w:rFonts w:ascii="Consolas" w:hAnsi="Consolas"/>
+          <w:color w:val="000000"/>
+          <w:sz w:val="19"/>
+        </w:rPr>
+      </w:pPr>
+    </w:p>
+    <w:p>
+      <w:pPr>
+        <w:spacing w:after="0"/>
+        <w:rPr>
+          <w:rFonts w:ascii="Consolas" w:hAnsi="Consolas"/>
+          <w:color w:val="000000"/>
+          <w:sz w:val="19"/>
+        </w:rPr>
+      </w:pPr>
+      <w:r>
+        <w:rPr>
+          <w:rFonts w:ascii="Consolas" w:hAnsi="Consolas"/>
+          <w:color w:val="000000"/>
+          <w:sz w:val="19"/>
+        </w:rPr>
+        <w:t xml:space="preserve">    with EDA_NOTE_PATH.open("w", encoding="utf-8") as file:</w:t>
+      </w:r>
+    </w:p>
+    <w:p>
+      <w:pPr>
+        <w:spacing w:after="0"/>
+        <w:rPr>
+          <w:rFonts w:ascii="Consolas" w:hAnsi="Consolas"/>
+          <w:color w:val="000000"/>
+          <w:sz w:val="19"/>
+        </w:rPr>
+      </w:pPr>
+      <w:r>
+        <w:rPr>
+          <w:rFonts w:ascii="Consolas" w:hAnsi="Consolas"/>
+          <w:color w:val="000000"/>
+          <w:sz w:val="19"/>
+        </w:rPr>
+        <w:t xml:space="preserve">        </w:t>
+      </w:r>
+      <w:proofErr w:type="gramStart"/>
+      <w:r>
+        <w:rPr>
+          <w:rFonts w:ascii="Consolas" w:hAnsi="Consolas"/>
+          <w:color w:val="000000"/>
+          <w:sz w:val="19"/>
+        </w:rPr>
+        <w:t>file.write</w:t>
+      </w:r>
+      <w:proofErr w:type="gramEnd"/>
+      <w:r>
+        <w:rPr>
+          <w:rFonts w:ascii="Consolas" w:hAnsi="Consolas"/>
+          <w:color w:val="000000"/>
+          <w:sz w:val="19"/>
+        </w:rPr>
+        <w:t>("Catatan EDA\n\n")</w:t>
+      </w:r>
+    </w:p>
+    <w:p>
+      <w:pPr>
+        <w:spacing w:after="0"/>
+        <w:rPr>
+          <w:rFonts w:ascii="Consolas" w:hAnsi="Consolas"/>
+          <w:color w:val="000000"/>
+          <w:sz w:val="19"/>
+        </w:rPr>
+      </w:pPr>
+      <w:r>
+        <w:rPr>
+          <w:rFonts w:ascii="Consolas" w:hAnsi="Consolas"/>
+          <w:color w:val="000000"/>
+          <w:sz w:val="19"/>
+        </w:rPr>
+        <w:t xml:space="preserve">        </w:t>
+      </w:r>
+      <w:proofErr w:type="gramStart"/>
+      <w:r>
+        <w:rPr>
+          <w:rFonts w:ascii="Consolas" w:hAnsi="Consolas"/>
+          <w:color w:val="000000"/>
+          <w:sz w:val="19"/>
+        </w:rPr>
+        <w:t>file.write</w:t>
+      </w:r>
+      <w:proofErr w:type="gramEnd"/>
+      <w:r>
+        <w:rPr>
+          <w:rFonts w:ascii="Consolas" w:hAnsi="Consolas"/>
+          <w:color w:val="000000"/>
+          <w:sz w:val="19"/>
+        </w:rPr>
+        <w:t>("Grafik SOH dan korelasi kapasitas dipakai hanya untuk memahami pola data.\n")</w:t>
+      </w:r>
+    </w:p>
+    <w:p>
+      <w:pPr>
+        <w:spacing w:after="0"/>
+      </w:pPr>
+      <w:r>
+        <w:rPr>
+          <w:rFonts w:ascii="Consolas" w:hAnsi="Consolas"/>
+          <w:color w:val="000000"/>
+          <w:sz w:val="19"/>
+        </w:rPr>
+        <w:t xml:space="preserve">        </w:t>
+      </w:r>
+      <w:proofErr w:type="gramStart"/>
+      <w:r>
+        <w:rPr>
+          <w:rFonts w:ascii="Consolas" w:hAnsi="Consolas"/>
+          <w:color w:val="000000"/>
+          <w:sz w:val="19"/>
+        </w:rPr>
+        <w:t>file.write</w:t>
+      </w:r>
+      <w:proofErr w:type="gramEnd"/>
+      <w:r>
+        <w:rPr>
+          <w:rFonts w:ascii="Consolas" w:hAnsi="Consolas"/>
+          <w:color w:val="000000"/>
+          <w:sz w:val="19"/>
+        </w:rPr>
+        <w:t>("Kolom capacity_ahr dan soh tidak digunakan sebagai fitur saat melatih model.\n")</w:t>
+      </w:r>
+    </w:p>
+    <w:p>
+      <w:pPr>
         <w:jc w:val="center"/>
       </w:pPr>
       <w:r>
         <w:rPr>
           <w:noProof/>
         </w:rPr>
+        <w:lastRenderedPageBreak/>
         <w:drawing>
           <wp:inline distT="0" distB="0" distL="0" distR="0" wp14:anchorId="539F565C" wp14:editId="22C0DE44">
             <wp:extent cx="4480560" cy="2560320"/>
@@ -587,7 +2607,7 @@
                     <pic:cNvPicPr/>
                   </pic:nvPicPr>
                   <pic:blipFill>
-                    <a:blip r:embed="rId7"/>
+                    <a:blip r:embed="rId8"/>
                     <a:stretch>
                       <a:fillRect/>
                     </a:stretch>
@@ -612,24 +2632,48 @@
       <w:pPr>
         <w:spacing w:after="200"/>
         <w:jc w:val="center"/>
-      </w:pPr>
-      <w:r>
         <w:rPr>
           <w:color w:val="000000"/>
           <w:sz w:val="22"/>
         </w:rPr>
+      </w:pPr>
+      <w:r>
+        <w:rPr>
+          <w:color w:val="000000"/>
+          <w:sz w:val="22"/>
+        </w:rPr>
         <w:t>Gambar 2. Distribusi Kelas Health Status</w:t>
       </w:r>
     </w:p>
     <w:p>
       <w:pPr>
+        <w:ind w:firstLine="547"/>
+        <w:jc w:val="both"/>
+        <w:rPr>
+          <w:color w:val="000000"/>
+        </w:rPr>
+      </w:pPr>
+      <w:r>
+        <w:rPr>
+          <w:color w:val="000000"/>
+        </w:rPr>
+        <w:t>V</w:t>
+      </w:r>
+      <w:r>
+        <w:rPr>
+          <w:color w:val="000000"/>
+        </w:rPr>
+        <w:t>isualisasi pada Gambar 2 menampilkan proporsi jumlah sampel data untuk setiap kategori target status kesehatan baterai, yaitu Healthy, Warning, dan End of Life melalui grafik batang hitung (countplot). Grafik ini mengindikasikan adanya fenomena ketidakseimbangan kelas (class imbalance), di mana jumlah rekaman data untuk setiap fase degradasi memiliki frekuensi kemunculan yang berbeda secara signifikan. Fase Warning sebagai fase transisi penuaan sel elektrokimia umumnya memiliki rentang waktu siklus yang lebih pendek dalam eksperimen fisik, sehingga menghasilkan populasi data yang lebih sedikit dibandingkan kelas dominan lainnya. Temuan dari visualisasi distribusi ini mendasari keputusan teknis pada konfigurasi algoritma Decision Tree di tahap berikutnya, di mana parameter penyeimbang bobot kelas otomatis (class_weight="balanced") wajib diaktifkan agar model tidak bias pada kelas mayoritas dan tetap sensitif dalam mengklasifikasikan kondisi transisi kritis baterai.</w:t>
+      </w:r>
+    </w:p>
+    <w:p>
+      <w:pPr>
         <w:jc w:val="center"/>
       </w:pPr>
       <w:r>
         <w:rPr>
           <w:noProof/>
         </w:rPr>
-        <w:lastRenderedPageBreak/>
         <w:drawing>
           <wp:inline distT="0" distB="0" distL="0" distR="0" wp14:anchorId="5C1B9E2F" wp14:editId="2A9055DB">
             <wp:extent cx="5303520" cy="2946400"/>
@@ -646,7 +2690,7 @@
                     <pic:cNvPicPr/>
                   </pic:nvPicPr>
                   <pic:blipFill>
-                    <a:blip r:embed="rId8"/>
+                    <a:blip r:embed="rId9"/>
                     <a:stretch>
                       <a:fillRect/>
                     </a:stretch>
@@ -671,13 +2715,34 @@
       <w:pPr>
         <w:spacing w:after="200"/>
         <w:jc w:val="center"/>
-      </w:pPr>
-      <w:r>
         <w:rPr>
           <w:color w:val="000000"/>
           <w:sz w:val="22"/>
         </w:rPr>
+      </w:pPr>
+      <w:r>
+        <w:rPr>
+          <w:color w:val="000000"/>
+          <w:sz w:val="22"/>
+        </w:rPr>
         <w:t>Gambar 3. Tren SOH Baterai</w:t>
+      </w:r>
+    </w:p>
+    <w:p>
+      <w:pPr>
+        <w:spacing w:after="200"/>
+        <w:ind w:firstLine="720"/>
+        <w:jc w:val="both"/>
+        <w:rPr>
+          <w:color w:val="000000"/>
+        </w:rPr>
+      </w:pPr>
+      <w:r>
+        <w:rPr>
+          <w:color w:val="000000"/>
+        </w:rPr>
+        <w:lastRenderedPageBreak/>
+        <w:t>Gambar 3 memvisualisasikan dinamika penurunan nilai State of Health (SOH) secara progresif dari sampel delapan kelompok baterai utama seiring dengan bertambahnya indeks urutan pengosongan (discharge_index) melalui visualisasi diagram garis (lineplot). Di dalam grafik runtun waktu penuaan ini, diintegrasikan dua garis ambang batas horizontal kritis sebagai acuan dasar pembentukan label kondisi, yaitu garis pembatas putus-putus warna oranye (kondisi Warning pada batas nilai SOH 0.8) dan garis pembatas putus-putus warna merah (kondisi End of Life pada batas nilai SOH 0.7). Tren penurunan yang konsisten dan searah pada grafik ini membuktikan secara empiris terjadinya efek penuaan akumulatif (aging effect) pada sel baterai yang tidak dapat dihindari, sekaligus memberikan validasi visual bahwa data sensor operasional berkorelasi erat terhadap deret waktu penurunan kapasitas energi baterai.</w:t>
       </w:r>
     </w:p>
     <w:p>
@@ -704,7 +2769,7 @@
                     <pic:cNvPicPr/>
                   </pic:nvPicPr>
                   <pic:blipFill>
-                    <a:blip r:embed="rId9"/>
+                    <a:blip r:embed="rId10"/>
                     <a:stretch>
                       <a:fillRect/>
                     </a:stretch>
@@ -729,24 +2794,416 @@
       <w:pPr>
         <w:spacing w:after="200"/>
         <w:jc w:val="center"/>
-      </w:pPr>
-      <w:r>
         <w:rPr>
           <w:color w:val="000000"/>
           <w:sz w:val="22"/>
         </w:rPr>
+      </w:pPr>
+      <w:r>
+        <w:rPr>
+          <w:color w:val="000000"/>
+          <w:sz w:val="22"/>
+        </w:rPr>
         <w:t>Gambar 4. Heatmap Korelasi Fitur</w:t>
       </w:r>
     </w:p>
     <w:p>
       <w:pPr>
+        <w:spacing w:after="200"/>
+        <w:ind w:firstLine="720"/>
+        <w:jc w:val="both"/>
+        <w:rPr>
+          <w:color w:val="000000"/>
+        </w:rPr>
+      </w:pPr>
+      <w:r>
+        <w:rPr>
+          <w:color w:val="000000"/>
+        </w:rPr>
+        <w:t>Matriks korelasi pada Gambar 4 memetakan kekuatan hubungan linear antar variabel sensor operasional utama yang diekstraksi dari proses discharge (seperti tegangan, arus, indeks siklus, durasi waktu, dan suhu) bersama dengan parameter kapasitas (capacity_ahr) dan SOH (soh). Berdasarkan visualisasi heatmap dengan skema warna kontras ini, ditemukan informasi krusial di mana variabel kapasitas dan SOH menunjukkan nilai koefisien korelasi yang sangat kuat dan bernilai mutlak mendekati angka 1.00 atau -1.00 terhadap penentuan kelas target kesehatan baterai.</w:t>
+      </w:r>
+    </w:p>
+    <w:p>
+      <w:pPr>
+        <w:spacing w:after="200"/>
+        <w:ind w:firstLine="720"/>
+        <w:jc w:val="both"/>
+        <w:rPr>
+          <w:color w:val="000000"/>
+        </w:rPr>
+      </w:pPr>
+      <w:r>
+        <w:rPr>
+          <w:color w:val="000000"/>
+        </w:rPr>
+        <w:lastRenderedPageBreak/>
+        <w:t>Berdasarkan temuan visualisasi matriks korelasi dan luaran dokumen teks pembatasan data (catatan_eda.txt), diambil keputusan arsitektur data yang mutlak untuk proses pemodelan. Kolom variabel capacity_ahr dan soh bersama dengan beberapa fitur penanda indeks (elapsed_time_sec, cycle_index, discharge_index) wajib dikeluarkan dari daftar fitur masukan (EXCLUDED_COLUMNS) dan dilarang keras digunakan untuk melatih model Decision Tree. Jika fitur-fitur yang menjadi basis perumusan label tersebut tetap diumpankan ke dalam algoritma saat pelatihan (training), model akan mengalami kebocoran data (data leakage). Akibatnya, pohon keputusan hanya akan menghafal jalan pintas nilai kapasitas tanpa pernah mempelajari karakteristik pola sensor fisik yang sebenarnya terjadi (seperti fluktuasi tegangan, nilai arus minimum, maupun kenaikan suhu maksimum) saat baterai melepaskan energinya. Pembatasan ketat ini menjamin model yang dihasilkan bersifat objektif, kokoh (robust), dan dapat diandalkan saat diimplementasikan pada skenario pengujian dunia nyata.</w:t>
+      </w:r>
+    </w:p>
+    <w:p>
+      <w:pPr>
+        <w:spacing w:before="200" w:after="160"/>
+      </w:pPr>
+      <w:r>
+        <w:rPr>
+          <w:b/>
+          <w:color w:val="000000"/>
+        </w:rPr>
+        <w:t>3.3 Preprocessing</w:t>
+      </w:r>
+    </w:p>
+    <w:p>
+      <w:pPr>
+        <w:spacing w:before="160" w:after="80"/>
+        <w:ind w:firstLine="720"/>
+        <w:jc w:val="both"/>
+        <w:rPr>
+          <w:color w:val="000000"/>
+          <w:lang w:val="en-ID"/>
+        </w:rPr>
+      </w:pPr>
+      <w:r>
+        <w:rPr>
+          <w:color w:val="000000"/>
+          <w:lang w:val="en-ID"/>
+        </w:rPr>
+        <w:t xml:space="preserve">Tahap preprocessing dilakukan untuk memastikan data bersih dari outlier dan nilai yang kosong. Pembersihan data dari outlier ekstrem menggunakan metode Interquartile Range (IQR) dengan batas atas dan bawah $1.5 \times IQR$ melalui fungsi </w:t>
+      </w:r>
+      <w:proofErr w:type="gramStart"/>
+      <w:r>
+        <w:rPr>
+          <w:color w:val="000000"/>
+          <w:lang w:val="en-ID"/>
+        </w:rPr>
+        <w:t>IQRClipper(</w:t>
+      </w:r>
+      <w:proofErr w:type="gramEnd"/>
+      <w:r>
+        <w:rPr>
+          <w:color w:val="000000"/>
+          <w:lang w:val="en-ID"/>
+        </w:rPr>
+        <w:t>). Langkah ini penting agar nilai sensor yang tidak stabil tidak merusak model. Selain itu, untuk menangani nilai kosong (</w:t>
+      </w:r>
+      <w:r>
+        <w:rPr>
+          <w:i/>
+          <w:iCs/>
+          <w:color w:val="000000"/>
+          <w:lang w:val="en-ID"/>
+        </w:rPr>
+        <w:t>missing values</w:t>
+      </w:r>
+      <w:r>
+        <w:rPr>
+          <w:color w:val="000000"/>
+          <w:lang w:val="en-ID"/>
+        </w:rPr>
+        <w:t>), digunakan SimpleImputer dengan strategi median agar distribusi asli data tidak bergeser.</w:t>
+      </w:r>
+    </w:p>
+    <w:p>
+      <w:pPr>
+        <w:spacing w:before="160" w:after="80"/>
+      </w:pPr>
+      <w:r>
+        <w:rPr>
+          <w:b/>
+          <w:color w:val="000000"/>
+        </w:rPr>
+        <w:t>Pipeline Preprocessing dan Model</w:t>
+      </w:r>
+    </w:p>
+    <w:p>
+      <w:pPr>
+        <w:spacing w:after="0"/>
+        <w:rPr>
+          <w:rFonts w:ascii="Consolas" w:hAnsi="Consolas"/>
+          <w:color w:val="000000"/>
+          <w:sz w:val="19"/>
+        </w:rPr>
+      </w:pPr>
+      <w:r>
+        <w:rPr>
+          <w:rFonts w:ascii="Consolas" w:hAnsi="Consolas"/>
+          <w:color w:val="000000"/>
+          <w:sz w:val="19"/>
+        </w:rPr>
+        <w:t>def build_</w:t>
+      </w:r>
+      <w:proofErr w:type="gramStart"/>
+      <w:r>
+        <w:rPr>
+          <w:rFonts w:ascii="Consolas" w:hAnsi="Consolas"/>
+          <w:color w:val="000000"/>
+          <w:sz w:val="19"/>
+        </w:rPr>
+        <w:t>pipeline(</w:t>
+      </w:r>
+      <w:proofErr w:type="gramEnd"/>
+      <w:r>
+        <w:rPr>
+          <w:rFonts w:ascii="Consolas" w:hAnsi="Consolas"/>
+          <w:color w:val="000000"/>
+          <w:sz w:val="19"/>
+        </w:rPr>
+        <w:t>):</w:t>
+      </w:r>
+    </w:p>
+    <w:p>
+      <w:pPr>
+        <w:spacing w:after="0"/>
+        <w:rPr>
+          <w:rFonts w:ascii="Consolas" w:hAnsi="Consolas"/>
+          <w:color w:val="000000"/>
+          <w:sz w:val="19"/>
+        </w:rPr>
+      </w:pPr>
+      <w:r>
+        <w:rPr>
+          <w:rFonts w:ascii="Consolas" w:hAnsi="Consolas"/>
+          <w:color w:val="000000"/>
+          <w:sz w:val="19"/>
+        </w:rPr>
+        <w:t xml:space="preserve">    return </w:t>
+      </w:r>
+      <w:proofErr w:type="gramStart"/>
+      <w:r>
+        <w:rPr>
+          <w:rFonts w:ascii="Consolas" w:hAnsi="Consolas"/>
+          <w:color w:val="000000"/>
+          <w:sz w:val="19"/>
+        </w:rPr>
+        <w:t>Pipeline(</w:t>
+      </w:r>
+      <w:proofErr w:type="gramEnd"/>
+    </w:p>
+    <w:p>
+      <w:pPr>
+        <w:spacing w:after="0"/>
+        <w:rPr>
+          <w:rFonts w:ascii="Consolas" w:hAnsi="Consolas"/>
+          <w:color w:val="000000"/>
+          <w:sz w:val="19"/>
+        </w:rPr>
+      </w:pPr>
+      <w:r>
+        <w:rPr>
+          <w:rFonts w:ascii="Consolas" w:hAnsi="Consolas"/>
+          <w:color w:val="000000"/>
+          <w:sz w:val="19"/>
+        </w:rPr>
+        <w:t xml:space="preserve">        [</w:t>
+      </w:r>
+    </w:p>
+    <w:p>
+      <w:pPr>
+        <w:spacing w:after="0"/>
+        <w:rPr>
+          <w:rFonts w:ascii="Consolas" w:hAnsi="Consolas"/>
+          <w:color w:val="000000"/>
+          <w:sz w:val="19"/>
+        </w:rPr>
+      </w:pPr>
+      <w:r>
+        <w:rPr>
+          <w:rFonts w:ascii="Consolas" w:hAnsi="Consolas"/>
+          <w:color w:val="000000"/>
+          <w:sz w:val="19"/>
+        </w:rPr>
+        <w:t xml:space="preserve">            ("feature_engineering", </w:t>
+      </w:r>
+      <w:proofErr w:type="gramStart"/>
+      <w:r>
+        <w:rPr>
+          <w:rFonts w:ascii="Consolas" w:hAnsi="Consolas"/>
+          <w:color w:val="000000"/>
+          <w:sz w:val="19"/>
+        </w:rPr>
+        <w:t>BatteryFeatureEngineer(</w:t>
+      </w:r>
+      <w:proofErr w:type="gramEnd"/>
+      <w:r>
+        <w:rPr>
+          <w:rFonts w:ascii="Consolas" w:hAnsi="Consolas"/>
+          <w:color w:val="000000"/>
+          <w:sz w:val="19"/>
+        </w:rPr>
+        <w:t>)),</w:t>
+      </w:r>
+    </w:p>
+    <w:p>
+      <w:pPr>
+        <w:spacing w:after="0"/>
+        <w:rPr>
+          <w:rFonts w:ascii="Consolas" w:hAnsi="Consolas"/>
+          <w:color w:val="000000"/>
+          <w:sz w:val="19"/>
+        </w:rPr>
+      </w:pPr>
+      <w:r>
+        <w:rPr>
+          <w:rFonts w:ascii="Consolas" w:hAnsi="Consolas"/>
+          <w:color w:val="000000"/>
+          <w:sz w:val="19"/>
+        </w:rPr>
+        <w:t xml:space="preserve">            ("outlier_capping", IQRClipper(factor=1.5)),</w:t>
+      </w:r>
+    </w:p>
+    <w:p>
+      <w:pPr>
+        <w:spacing w:after="0"/>
+        <w:rPr>
+          <w:rFonts w:ascii="Consolas" w:hAnsi="Consolas"/>
+          <w:color w:val="000000"/>
+          <w:sz w:val="19"/>
+        </w:rPr>
+      </w:pPr>
+      <w:r>
+        <w:rPr>
+          <w:rFonts w:ascii="Consolas" w:hAnsi="Consolas"/>
+          <w:color w:val="000000"/>
+          <w:sz w:val="19"/>
+        </w:rPr>
+        <w:t xml:space="preserve">            ("imputer", SimpleImputer(strategy="median")),</w:t>
+      </w:r>
+    </w:p>
+    <w:p>
+      <w:pPr>
+        <w:spacing w:after="0"/>
+        <w:rPr>
+          <w:rFonts w:ascii="Consolas" w:hAnsi="Consolas"/>
+          <w:color w:val="000000"/>
+          <w:sz w:val="19"/>
+        </w:rPr>
+      </w:pPr>
+      <w:r>
+        <w:rPr>
+          <w:rFonts w:ascii="Consolas" w:hAnsi="Consolas"/>
+          <w:color w:val="000000"/>
+          <w:sz w:val="19"/>
+        </w:rPr>
+        <w:t xml:space="preserve">            (</w:t>
+      </w:r>
+    </w:p>
+    <w:p>
+      <w:pPr>
+        <w:spacing w:after="0"/>
+        <w:rPr>
+          <w:rFonts w:ascii="Consolas" w:hAnsi="Consolas"/>
+          <w:color w:val="000000"/>
+          <w:sz w:val="19"/>
+        </w:rPr>
+      </w:pPr>
+      <w:r>
+        <w:rPr>
+          <w:rFonts w:ascii="Consolas" w:hAnsi="Consolas"/>
+          <w:color w:val="000000"/>
+          <w:sz w:val="19"/>
+        </w:rPr>
+        <w:t xml:space="preserve">                "model",</w:t>
+      </w:r>
+    </w:p>
+    <w:p>
+      <w:pPr>
+        <w:spacing w:after="0"/>
+        <w:rPr>
+          <w:rFonts w:ascii="Consolas" w:hAnsi="Consolas"/>
+          <w:color w:val="000000"/>
+          <w:sz w:val="19"/>
+        </w:rPr>
+      </w:pPr>
+      <w:r>
+        <w:rPr>
+          <w:rFonts w:ascii="Consolas" w:hAnsi="Consolas"/>
+          <w:color w:val="000000"/>
+          <w:sz w:val="19"/>
+        </w:rPr>
+        <w:t xml:space="preserve">                </w:t>
+      </w:r>
+      <w:proofErr w:type="gramStart"/>
+      <w:r>
+        <w:rPr>
+          <w:rFonts w:ascii="Consolas" w:hAnsi="Consolas"/>
+          <w:color w:val="000000"/>
+          <w:sz w:val="19"/>
+        </w:rPr>
+        <w:t>DecisionTreeClassifier(</w:t>
+      </w:r>
+      <w:proofErr w:type="gramEnd"/>
+      <w:r>
+        <w:rPr>
+          <w:rFonts w:ascii="Consolas" w:hAnsi="Consolas"/>
+          <w:color w:val="000000"/>
+          <w:sz w:val="19"/>
+        </w:rPr>
+        <w:t>random_state=42, class_weight="balanced"),</w:t>
+      </w:r>
+    </w:p>
+    <w:p>
+      <w:pPr>
+        <w:spacing w:after="0"/>
+        <w:rPr>
+          <w:rFonts w:ascii="Consolas" w:hAnsi="Consolas"/>
+          <w:color w:val="000000"/>
+          <w:sz w:val="19"/>
+        </w:rPr>
+      </w:pPr>
+      <w:r>
+        <w:rPr>
+          <w:rFonts w:ascii="Consolas" w:hAnsi="Consolas"/>
+          <w:color w:val="000000"/>
+          <w:sz w:val="19"/>
+        </w:rPr>
+        <w:t xml:space="preserve">            ),</w:t>
+      </w:r>
+    </w:p>
+    <w:p>
+      <w:pPr>
+        <w:spacing w:after="0"/>
+        <w:rPr>
+          <w:rFonts w:ascii="Consolas" w:hAnsi="Consolas"/>
+          <w:color w:val="000000"/>
+          <w:sz w:val="19"/>
+        </w:rPr>
+      </w:pPr>
+      <w:r>
+        <w:rPr>
+          <w:rFonts w:ascii="Consolas" w:hAnsi="Consolas"/>
+          <w:color w:val="000000"/>
+          <w:sz w:val="19"/>
+        </w:rPr>
+        <w:t xml:space="preserve">        ]</w:t>
+      </w:r>
+    </w:p>
+    <w:p>
+      <w:pPr>
+        <w:spacing w:after="0"/>
+        <w:rPr>
+          <w:rFonts w:ascii="Consolas" w:hAnsi="Consolas"/>
+          <w:color w:val="000000"/>
+          <w:sz w:val="19"/>
+        </w:rPr>
+      </w:pPr>
+      <w:r>
+        <w:rPr>
+          <w:rFonts w:ascii="Consolas" w:hAnsi="Consolas"/>
+          <w:color w:val="000000"/>
+          <w:sz w:val="19"/>
+        </w:rPr>
+        <w:t xml:space="preserve">    )</w:t>
+      </w:r>
+    </w:p>
+    <w:p>
+      <w:pPr>
         <w:ind w:firstLine="547"/>
-      </w:pPr>
-      <w:r>
-        <w:rPr>
-          <w:color w:val="000000"/>
-        </w:rPr>
-        <w:t>Visualisasi distribusi kelas digunakan untuk melihat keseimbangan data antar kelas. Tren SOH menunjukkan proses penurunan kesehatan baterai secara bertahap. Heatmap korelasi digunakan untuk melihat hubungan antar fitur sensor sehingga dapat membantu memahami pola data sebelum model dilatih.</w:t>
+        <w:jc w:val="both"/>
+      </w:pPr>
+      <w:r>
+        <w:rPr>
+          <w:color w:val="000000"/>
+        </w:rPr>
+        <w:t>Pipeline tersebut memastikan seluruh proses preprocessing dilakukan secara konsisten di setiap fold validasi. Dengan cara ini, proses imputasi dan outlier capping hanya dipelajari dari data latih pada masing-masing fold, sehingga risiko kebocoran data dapat dikurangi.</w:t>
       </w:r>
     </w:p>
     <w:p>
@@ -758,143 +3215,13 @@
           <w:b/>
           <w:color w:val="000000"/>
         </w:rPr>
-        <w:lastRenderedPageBreak/>
-        <w:t>3.3 Preprocessing</w:t>
+        <w:t>3.4 Feature Engineering</w:t>
       </w:r>
     </w:p>
     <w:p>
       <w:pPr>
         <w:ind w:firstLine="547"/>
-      </w:pPr>
-      <w:r>
-        <w:rPr>
-          <w:color w:val="000000"/>
-        </w:rPr>
-        <w:t>Preprocessing bertujuan membuat data lebih siap digunakan oleh model. Pada penelitian ini, missing value ditangani menggunakan median imputer, sedangkan outlier ditangani menggunakan IQR capping. Scaling tidak menjadi tahap utama karena Decision Tree tidak sensitif terhadap perbedaan skala fitur.</w:t>
-      </w:r>
-    </w:p>
-    <w:p>
-      <w:pPr>
-        <w:spacing w:before="160" w:after="80"/>
-      </w:pPr>
-      <w:r>
-        <w:rPr>
-          <w:b/>
-          <w:color w:val="000000"/>
-        </w:rPr>
-        <w:t>Pipeline Preprocessing dan Model</w:t>
-      </w:r>
-    </w:p>
-    <w:p>
-      <w:pPr>
-        <w:spacing w:after="160"/>
-      </w:pPr>
-      <w:r>
-        <w:rPr>
-          <w:rFonts w:ascii="Consolas" w:hAnsi="Consolas"/>
-          <w:color w:val="000000"/>
-          <w:sz w:val="19"/>
-        </w:rPr>
-        <w:t>pipeline = Pipeline(</w:t>
-      </w:r>
-      <w:r>
-        <w:rPr>
-          <w:rFonts w:ascii="Consolas" w:hAnsi="Consolas"/>
-          <w:color w:val="000000"/>
-          <w:sz w:val="19"/>
-        </w:rPr>
-        <w:br/>
-        <w:t xml:space="preserve">    steps=[</w:t>
-      </w:r>
-      <w:r>
-        <w:rPr>
-          <w:rFonts w:ascii="Consolas" w:hAnsi="Consolas"/>
-          <w:color w:val="000000"/>
-          <w:sz w:val="19"/>
-        </w:rPr>
-        <w:br/>
-        <w:t xml:space="preserve">        ("feature_engineering", BatteryFeatureEngineer()),</w:t>
-      </w:r>
-      <w:r>
-        <w:rPr>
-          <w:rFonts w:ascii="Consolas" w:hAnsi="Consolas"/>
-          <w:color w:val="000000"/>
-          <w:sz w:val="19"/>
-        </w:rPr>
-        <w:br/>
-        <w:t xml:space="preserve">        ("outlier_capping", IQRClipper(factor=1.5)),</w:t>
-      </w:r>
-      <w:r>
-        <w:rPr>
-          <w:rFonts w:ascii="Consolas" w:hAnsi="Consolas"/>
-          <w:color w:val="000000"/>
-          <w:sz w:val="19"/>
-        </w:rPr>
-        <w:br/>
-        <w:t xml:space="preserve">        ("imputer", SimpleImputer(strategy="median")),</w:t>
-      </w:r>
-      <w:r>
-        <w:rPr>
-          <w:rFonts w:ascii="Consolas" w:hAnsi="Consolas"/>
-          <w:color w:val="000000"/>
-          <w:sz w:val="19"/>
-        </w:rPr>
-        <w:br/>
-        <w:t xml:space="preserve">        ("model", DecisionTreeClassifier(random_state=42, class_weight="balanced")),</w:t>
-      </w:r>
-      <w:r>
-        <w:rPr>
-          <w:rFonts w:ascii="Consolas" w:hAnsi="Consolas"/>
-          <w:color w:val="000000"/>
-          <w:sz w:val="19"/>
-        </w:rPr>
-        <w:br/>
-        <w:t xml:space="preserve">    ]</w:t>
-      </w:r>
-      <w:r>
-        <w:rPr>
-          <w:rFonts w:ascii="Consolas" w:hAnsi="Consolas"/>
-          <w:color w:val="000000"/>
-          <w:sz w:val="19"/>
-        </w:rPr>
-        <w:br/>
-        <w:t>)</w:t>
-      </w:r>
-      <w:r>
-        <w:rPr>
-          <w:rFonts w:ascii="Consolas" w:hAnsi="Consolas"/>
-          <w:color w:val="000000"/>
-          <w:sz w:val="19"/>
-        </w:rPr>
-        <w:br/>
-      </w:r>
-    </w:p>
-    <w:p>
-      <w:pPr>
-        <w:ind w:firstLine="547"/>
-      </w:pPr>
-      <w:r>
-        <w:rPr>
-          <w:color w:val="000000"/>
-        </w:rPr>
-        <w:t>Pipeline tersebut memastikan seluruh proses preprocessing dilakukan secara konsisten di setiap fold validasi. Dengan cara ini, proses imputasi dan outlier capping hanya dipelajari dari data latih pada masing-masing fold, sehingga risiko kebocoran data dapat dikurangi.</w:t>
-      </w:r>
-    </w:p>
-    <w:p>
-      <w:pPr>
-        <w:spacing w:before="200" w:after="160"/>
-      </w:pPr>
-      <w:r>
-        <w:rPr>
-          <w:b/>
-          <w:color w:val="000000"/>
-        </w:rPr>
-        <w:t>3.4 Feature Engineering</w:t>
-      </w:r>
-    </w:p>
-    <w:p>
-      <w:pPr>
-        <w:ind w:firstLine="547"/>
+        <w:jc w:val="both"/>
       </w:pPr>
       <w:r>
         <w:rPr>
@@ -941,6 +3268,7 @@
                 <w:color w:val="000000"/>
                 <w:sz w:val="22"/>
               </w:rPr>
+              <w:lastRenderedPageBreak/>
               <w:t>Kelompok Fitur</w:t>
             </w:r>
           </w:p>
@@ -1289,44 +3617,933 @@
     <w:p>
       <w:pPr>
         <w:ind w:firstLine="547"/>
-      </w:pPr>
-      <w:r>
-        <w:rPr>
-          <w:color w:val="000000"/>
-        </w:rPr>
-        <w:t xml:space="preserve">Model Decision Tree dilatih dengan hyperparameter tuning menggunakan GridSearchCV. Parameter yang diuji meliputi criterion, max_depth, min_samples_split, dan </w:t>
-      </w:r>
-      <w:r>
-        <w:rPr>
-          <w:color w:val="000000"/>
+        <w:jc w:val="both"/>
+        <w:rPr>
+          <w:color w:val="000000"/>
+        </w:rPr>
+      </w:pPr>
+      <w:r>
+        <w:rPr>
+          <w:color w:val="000000"/>
+        </w:rPr>
+        <w:t>Model yang digunakan adalah Decision Tree. Untuk proses evaluasi, pengujian tidak menggunakan K-Fold biasa, melainkan menggunakan Nested StratifiedGroupKFold berdasarkan variabel battery_id. Hal ini sangat penting untuk mencegah kebocoran data (</w:t>
+      </w:r>
+      <w:r>
+        <w:rPr>
+          <w:i/>
+          <w:iCs/>
+          <w:color w:val="000000"/>
+        </w:rPr>
+        <w:t>data leakage</w:t>
+      </w:r>
+      <w:r>
+        <w:rPr>
+          <w:color w:val="000000"/>
+        </w:rPr>
+        <w:t>), sehingga data dari baterai yang sama tidak akan pernah bercampur ke dalam data latih dan data uji secara bersamaan. Pencarian hyperparameter terbaik untuk menentukan kedalaman cabang pohon (</w:t>
+      </w:r>
+      <w:r>
+        <w:rPr>
+          <w:i/>
+          <w:iCs/>
+          <w:color w:val="000000"/>
+        </w:rPr>
+        <w:t>max_depth</w:t>
+      </w:r>
+      <w:r>
+        <w:rPr>
+          <w:color w:val="000000"/>
+        </w:rPr>
+        <w:t>) dilakukan secara otomatis</w:t>
+      </w:r>
+      <w:r>
+        <w:rPr>
+          <w:color w:val="000000"/>
+        </w:rPr>
+        <w:t xml:space="preserve"> menggunakan GridSearchCV.</w:t>
+      </w:r>
+    </w:p>
+    <w:p>
+      <w:r>
+        <w:rPr>
+          <w:b/>
+          <w:color w:val="000000"/>
+        </w:rPr>
+        <w:t>Hyperparameter Tuning Decision Tree</w:t>
+      </w:r>
+    </w:p>
+    <w:p>
+      <w:pPr>
+        <w:spacing w:after="0"/>
+        <w:rPr>
+          <w:rFonts w:ascii="Consolas" w:hAnsi="Consolas"/>
+          <w:color w:val="000000"/>
+          <w:sz w:val="19"/>
+        </w:rPr>
+      </w:pPr>
+      <w:r>
+        <w:rPr>
+          <w:rFonts w:ascii="Consolas" w:hAnsi="Consolas"/>
+          <w:color w:val="000000"/>
+          <w:sz w:val="19"/>
+        </w:rPr>
+        <w:t># Konfigurasi Hyperparameter</w:t>
+      </w:r>
+    </w:p>
+    <w:p>
+      <w:pPr>
+        <w:spacing w:after="0"/>
+        <w:rPr>
+          <w:rFonts w:ascii="Consolas" w:hAnsi="Consolas"/>
+          <w:color w:val="000000"/>
+          <w:sz w:val="19"/>
+        </w:rPr>
+      </w:pPr>
+      <w:r>
+        <w:rPr>
+          <w:rFonts w:ascii="Consolas" w:hAnsi="Consolas"/>
+          <w:color w:val="000000"/>
+          <w:sz w:val="19"/>
+        </w:rPr>
+        <w:t>param_grid = {</w:t>
+      </w:r>
+    </w:p>
+    <w:p>
+      <w:pPr>
+        <w:spacing w:after="0"/>
+        <w:rPr>
+          <w:rFonts w:ascii="Consolas" w:hAnsi="Consolas"/>
+          <w:color w:val="000000"/>
+          <w:sz w:val="19"/>
+        </w:rPr>
+      </w:pPr>
+      <w:r>
+        <w:rPr>
+          <w:rFonts w:ascii="Consolas" w:hAnsi="Consolas"/>
+          <w:color w:val="000000"/>
+          <w:sz w:val="19"/>
+        </w:rPr>
+        <w:t xml:space="preserve">    "</w:t>
+      </w:r>
+      <w:proofErr w:type="gramStart"/>
+      <w:r>
+        <w:rPr>
+          <w:rFonts w:ascii="Consolas" w:hAnsi="Consolas"/>
+          <w:color w:val="000000"/>
+          <w:sz w:val="19"/>
+        </w:rPr>
+        <w:t>model</w:t>
+      </w:r>
+      <w:proofErr w:type="gramEnd"/>
+      <w:r>
+        <w:rPr>
+          <w:rFonts w:ascii="Consolas" w:hAnsi="Consolas"/>
+          <w:color w:val="000000"/>
+          <w:sz w:val="19"/>
+        </w:rPr>
+        <w:t>__criterion": ["gini", "entropy"],</w:t>
+      </w:r>
+    </w:p>
+    <w:p>
+      <w:pPr>
+        <w:spacing w:after="0"/>
+        <w:rPr>
+          <w:rFonts w:ascii="Consolas" w:hAnsi="Consolas"/>
+          <w:color w:val="000000"/>
+          <w:sz w:val="19"/>
+        </w:rPr>
+      </w:pPr>
+      <w:r>
+        <w:rPr>
+          <w:rFonts w:ascii="Consolas" w:hAnsi="Consolas"/>
+          <w:color w:val="000000"/>
+          <w:sz w:val="19"/>
+        </w:rPr>
+        <w:t xml:space="preserve">    "</w:t>
+      </w:r>
+      <w:proofErr w:type="gramStart"/>
+      <w:r>
+        <w:rPr>
+          <w:rFonts w:ascii="Consolas" w:hAnsi="Consolas"/>
+          <w:color w:val="000000"/>
+          <w:sz w:val="19"/>
+        </w:rPr>
+        <w:t>model</w:t>
+      </w:r>
+      <w:proofErr w:type="gramEnd"/>
+      <w:r>
+        <w:rPr>
+          <w:rFonts w:ascii="Consolas" w:hAnsi="Consolas"/>
+          <w:color w:val="000000"/>
+          <w:sz w:val="19"/>
+        </w:rPr>
+        <w:t>__max_depth": [3, 4, 5, 6, 7, 8],</w:t>
+      </w:r>
+    </w:p>
+    <w:p>
+      <w:pPr>
+        <w:spacing w:after="0"/>
+        <w:rPr>
+          <w:rFonts w:ascii="Consolas" w:hAnsi="Consolas"/>
+          <w:color w:val="000000"/>
+          <w:sz w:val="19"/>
+        </w:rPr>
+      </w:pPr>
+      <w:r>
+        <w:rPr>
+          <w:rFonts w:ascii="Consolas" w:hAnsi="Consolas"/>
+          <w:color w:val="000000"/>
+          <w:sz w:val="19"/>
+        </w:rPr>
+        <w:t xml:space="preserve">    "</w:t>
+      </w:r>
+      <w:proofErr w:type="gramStart"/>
+      <w:r>
+        <w:rPr>
+          <w:rFonts w:ascii="Consolas" w:hAnsi="Consolas"/>
+          <w:color w:val="000000"/>
+          <w:sz w:val="19"/>
+        </w:rPr>
+        <w:t>model</w:t>
+      </w:r>
+      <w:proofErr w:type="gramEnd"/>
+      <w:r>
+        <w:rPr>
+          <w:rFonts w:ascii="Consolas" w:hAnsi="Consolas"/>
+          <w:color w:val="000000"/>
+          <w:sz w:val="19"/>
+        </w:rPr>
+        <w:t>__min_samples_split": [2, 5, 10],</w:t>
+      </w:r>
+    </w:p>
+    <w:p>
+      <w:pPr>
+        <w:spacing w:after="0"/>
+        <w:rPr>
+          <w:rFonts w:ascii="Consolas" w:hAnsi="Consolas"/>
+          <w:color w:val="000000"/>
+          <w:sz w:val="19"/>
+        </w:rPr>
+      </w:pPr>
+      <w:r>
+        <w:rPr>
+          <w:rFonts w:ascii="Consolas" w:hAnsi="Consolas"/>
+          <w:color w:val="000000"/>
+          <w:sz w:val="19"/>
+        </w:rPr>
+        <w:t xml:space="preserve">    "</w:t>
+      </w:r>
+      <w:proofErr w:type="gramStart"/>
+      <w:r>
+        <w:rPr>
+          <w:rFonts w:ascii="Consolas" w:hAnsi="Consolas"/>
+          <w:color w:val="000000"/>
+          <w:sz w:val="19"/>
+        </w:rPr>
+        <w:t>model</w:t>
+      </w:r>
+      <w:proofErr w:type="gramEnd"/>
+      <w:r>
+        <w:rPr>
+          <w:rFonts w:ascii="Consolas" w:hAnsi="Consolas"/>
+          <w:color w:val="000000"/>
+          <w:sz w:val="19"/>
+        </w:rPr>
+        <w:t>__min_samples_leaf": [1, 3, 5, 10],</w:t>
+      </w:r>
+    </w:p>
+    <w:p>
+      <w:pPr>
+        <w:spacing w:after="0"/>
+        <w:rPr>
+          <w:rFonts w:ascii="Consolas" w:hAnsi="Consolas"/>
+          <w:color w:val="000000"/>
+          <w:sz w:val="19"/>
+        </w:rPr>
+      </w:pPr>
+      <w:r>
+        <w:rPr>
+          <w:rFonts w:ascii="Consolas" w:hAnsi="Consolas"/>
+          <w:color w:val="000000"/>
+          <w:sz w:val="19"/>
+        </w:rPr>
+        <w:t>}</w:t>
+      </w:r>
+    </w:p>
+    <w:p>
+      <w:pPr>
+        <w:spacing w:after="0"/>
+        <w:rPr>
+          <w:rFonts w:ascii="Consolas" w:hAnsi="Consolas"/>
+          <w:color w:val="000000"/>
+          <w:sz w:val="19"/>
+        </w:rPr>
+      </w:pPr>
+    </w:p>
+    <w:p>
+      <w:pPr>
+        <w:spacing w:after="0"/>
+        <w:rPr>
+          <w:rFonts w:ascii="Consolas" w:hAnsi="Consolas"/>
+          <w:color w:val="000000"/>
+          <w:sz w:val="19"/>
+        </w:rPr>
+      </w:pPr>
+      <w:r>
+        <w:rPr>
+          <w:rFonts w:ascii="Consolas" w:hAnsi="Consolas"/>
+          <w:color w:val="000000"/>
+          <w:sz w:val="19"/>
+        </w:rPr>
+        <w:t># Implementasi Validasi Nested StratifiedGroupKFold</w:t>
+      </w:r>
+    </w:p>
+    <w:p>
+      <w:pPr>
+        <w:spacing w:after="0"/>
+        <w:rPr>
+          <w:rFonts w:ascii="Consolas" w:hAnsi="Consolas"/>
+          <w:color w:val="000000"/>
+          <w:sz w:val="19"/>
+        </w:rPr>
+      </w:pPr>
+      <w:r>
+        <w:rPr>
+          <w:rFonts w:ascii="Consolas" w:hAnsi="Consolas"/>
+          <w:color w:val="000000"/>
+          <w:sz w:val="19"/>
+        </w:rPr>
+        <w:t>def run_nested_group_</w:t>
+      </w:r>
+      <w:proofErr w:type="gramStart"/>
+      <w:r>
+        <w:rPr>
+          <w:rFonts w:ascii="Consolas" w:hAnsi="Consolas"/>
+          <w:color w:val="000000"/>
+          <w:sz w:val="19"/>
+        </w:rPr>
+        <w:t>cv(</w:t>
+      </w:r>
+      <w:proofErr w:type="gramEnd"/>
+      <w:r>
+        <w:rPr>
+          <w:rFonts w:ascii="Consolas" w:hAnsi="Consolas"/>
+          <w:color w:val="000000"/>
+          <w:sz w:val="19"/>
+        </w:rPr>
+        <w:t>X, y, groups, labels, param_grid):</w:t>
+      </w:r>
+    </w:p>
+    <w:p>
+      <w:pPr>
+        <w:spacing w:after="0"/>
+        <w:rPr>
+          <w:rFonts w:ascii="Consolas" w:hAnsi="Consolas"/>
+          <w:color w:val="000000"/>
+          <w:sz w:val="19"/>
+        </w:rPr>
+      </w:pPr>
+      <w:r>
+        <w:rPr>
+          <w:rFonts w:ascii="Consolas" w:hAnsi="Consolas"/>
+          <w:color w:val="000000"/>
+          <w:sz w:val="19"/>
+        </w:rPr>
+        <w:t xml:space="preserve">    outer_cv = </w:t>
+      </w:r>
+      <w:proofErr w:type="gramStart"/>
+      <w:r>
+        <w:rPr>
+          <w:rFonts w:ascii="Consolas" w:hAnsi="Consolas"/>
+          <w:color w:val="000000"/>
+          <w:sz w:val="19"/>
+        </w:rPr>
+        <w:t>StratifiedGroupKFold(</w:t>
+      </w:r>
+      <w:proofErr w:type="gramEnd"/>
+      <w:r>
+        <w:rPr>
+          <w:rFonts w:ascii="Consolas" w:hAnsi="Consolas"/>
+          <w:color w:val="000000"/>
+          <w:sz w:val="19"/>
+        </w:rPr>
+        <w:t>n_splits=5, shuffle=True, random_state=42)</w:t>
+      </w:r>
+    </w:p>
+    <w:p>
+      <w:pPr>
+        <w:spacing w:after="0"/>
+        <w:rPr>
+          <w:rFonts w:ascii="Consolas" w:hAnsi="Consolas"/>
+          <w:color w:val="000000"/>
+          <w:sz w:val="19"/>
+        </w:rPr>
+      </w:pPr>
+      <w:r>
+        <w:rPr>
+          <w:rFonts w:ascii="Consolas" w:hAnsi="Consolas"/>
+          <w:color w:val="000000"/>
+          <w:sz w:val="19"/>
+        </w:rPr>
+        <w:t xml:space="preserve">    inner_cv = </w:t>
+      </w:r>
+      <w:proofErr w:type="gramStart"/>
+      <w:r>
+        <w:rPr>
+          <w:rFonts w:ascii="Consolas" w:hAnsi="Consolas"/>
+          <w:color w:val="000000"/>
+          <w:sz w:val="19"/>
+        </w:rPr>
+        <w:t>StratifiedGroupKFold(</w:t>
+      </w:r>
+      <w:proofErr w:type="gramEnd"/>
+      <w:r>
+        <w:rPr>
+          <w:rFonts w:ascii="Consolas" w:hAnsi="Consolas"/>
+          <w:color w:val="000000"/>
+          <w:sz w:val="19"/>
+        </w:rPr>
+        <w:t>n_splits=4, shuffle=True, random_state=42)</w:t>
+      </w:r>
+    </w:p>
+    <w:p>
+      <w:pPr>
+        <w:spacing w:after="0"/>
+        <w:rPr>
+          <w:rFonts w:ascii="Consolas" w:hAnsi="Consolas"/>
+          <w:color w:val="000000"/>
+          <w:sz w:val="19"/>
+        </w:rPr>
+      </w:pPr>
+      <w:r>
+        <w:rPr>
+          <w:rFonts w:ascii="Consolas" w:hAnsi="Consolas"/>
+          <w:color w:val="000000"/>
+          <w:sz w:val="19"/>
+        </w:rPr>
+        <w:t xml:space="preserve">    oof_pred = </w:t>
+      </w:r>
+      <w:proofErr w:type="gramStart"/>
+      <w:r>
+        <w:rPr>
+          <w:rFonts w:ascii="Consolas" w:hAnsi="Consolas"/>
+          <w:color w:val="000000"/>
+          <w:sz w:val="19"/>
+        </w:rPr>
+        <w:t>pd.Series</w:t>
+      </w:r>
+      <w:proofErr w:type="gramEnd"/>
+      <w:r>
+        <w:rPr>
+          <w:rFonts w:ascii="Consolas" w:hAnsi="Consolas"/>
+          <w:color w:val="000000"/>
+          <w:sz w:val="19"/>
+        </w:rPr>
+        <w:t>(index=X.index, dtype=object)</w:t>
+      </w:r>
+    </w:p>
+    <w:p>
+      <w:pPr>
+        <w:spacing w:after="0"/>
+        <w:rPr>
+          <w:rFonts w:ascii="Consolas" w:hAnsi="Consolas"/>
+          <w:color w:val="000000"/>
+          <w:sz w:val="19"/>
+        </w:rPr>
+      </w:pPr>
+    </w:p>
+    <w:p>
+      <w:pPr>
+        <w:spacing w:after="0"/>
+        <w:rPr>
+          <w:rFonts w:ascii="Consolas" w:hAnsi="Consolas"/>
+          <w:color w:val="000000"/>
+          <w:sz w:val="19"/>
+        </w:rPr>
+      </w:pPr>
+      <w:r>
+        <w:rPr>
+          <w:rFonts w:ascii="Consolas" w:hAnsi="Consolas"/>
+          <w:color w:val="000000"/>
+          <w:sz w:val="19"/>
+        </w:rPr>
+        <w:t xml:space="preserve">    for fold, (train_idx, test_idx) in </w:t>
+      </w:r>
+      <w:proofErr w:type="gramStart"/>
+      <w:r>
+        <w:rPr>
+          <w:rFonts w:ascii="Consolas" w:hAnsi="Consolas"/>
+          <w:color w:val="000000"/>
+          <w:sz w:val="19"/>
+        </w:rPr>
+        <w:t>enumerate(</w:t>
+      </w:r>
+      <w:proofErr w:type="gramEnd"/>
+      <w:r>
+        <w:rPr>
+          <w:rFonts w:ascii="Consolas" w:hAnsi="Consolas"/>
+          <w:color w:val="000000"/>
+          <w:sz w:val="19"/>
+        </w:rPr>
+        <w:t>outer_</w:t>
+      </w:r>
+      <w:proofErr w:type="gramStart"/>
+      <w:r>
+        <w:rPr>
+          <w:rFonts w:ascii="Consolas" w:hAnsi="Consolas"/>
+          <w:color w:val="000000"/>
+          <w:sz w:val="19"/>
+        </w:rPr>
+        <w:t>cv.split</w:t>
+      </w:r>
+      <w:proofErr w:type="gramEnd"/>
+      <w:r>
+        <w:rPr>
+          <w:rFonts w:ascii="Consolas" w:hAnsi="Consolas"/>
+          <w:color w:val="000000"/>
+          <w:sz w:val="19"/>
+        </w:rPr>
+        <w:t>(X, y, groups), start=1):</w:t>
+      </w:r>
+    </w:p>
+    <w:p>
+      <w:pPr>
+        <w:spacing w:after="0"/>
+        <w:rPr>
+          <w:rFonts w:ascii="Consolas" w:hAnsi="Consolas"/>
+          <w:color w:val="000000"/>
+          <w:sz w:val="19"/>
+        </w:rPr>
+      </w:pPr>
+      <w:r>
+        <w:rPr>
+          <w:rFonts w:ascii="Consolas" w:hAnsi="Consolas"/>
+          <w:color w:val="000000"/>
+          <w:sz w:val="19"/>
+        </w:rPr>
+        <w:t xml:space="preserve">        X_train, X_test = </w:t>
+      </w:r>
+      <w:proofErr w:type="gramStart"/>
+      <w:r>
+        <w:rPr>
+          <w:rFonts w:ascii="Consolas" w:hAnsi="Consolas"/>
+          <w:color w:val="000000"/>
+          <w:sz w:val="19"/>
+        </w:rPr>
+        <w:t>X.iloc</w:t>
+      </w:r>
+      <w:proofErr w:type="gramEnd"/>
+      <w:r>
+        <w:rPr>
+          <w:rFonts w:ascii="Consolas" w:hAnsi="Consolas"/>
+          <w:color w:val="000000"/>
+          <w:sz w:val="19"/>
+        </w:rPr>
+        <w:t xml:space="preserve">[train_idx], </w:t>
+      </w:r>
+      <w:proofErr w:type="gramStart"/>
+      <w:r>
+        <w:rPr>
+          <w:rFonts w:ascii="Consolas" w:hAnsi="Consolas"/>
+          <w:color w:val="000000"/>
+          <w:sz w:val="19"/>
+        </w:rPr>
+        <w:t>X.iloc</w:t>
+      </w:r>
+      <w:proofErr w:type="gramEnd"/>
+      <w:r>
+        <w:rPr>
+          <w:rFonts w:ascii="Consolas" w:hAnsi="Consolas"/>
+          <w:color w:val="000000"/>
+          <w:sz w:val="19"/>
+        </w:rPr>
+        <w:t>[test_idx]</w:t>
+      </w:r>
+    </w:p>
+    <w:p>
+      <w:pPr>
+        <w:spacing w:after="0"/>
+        <w:rPr>
+          <w:rFonts w:ascii="Consolas" w:hAnsi="Consolas"/>
+          <w:color w:val="000000"/>
+          <w:sz w:val="19"/>
+        </w:rPr>
+      </w:pPr>
+      <w:r>
+        <w:rPr>
+          <w:rFonts w:ascii="Consolas" w:hAnsi="Consolas"/>
+          <w:color w:val="000000"/>
+          <w:sz w:val="19"/>
+        </w:rPr>
+        <w:t xml:space="preserve">        y_train = </w:t>
+      </w:r>
+      <w:proofErr w:type="gramStart"/>
+      <w:r>
+        <w:rPr>
+          <w:rFonts w:ascii="Consolas" w:hAnsi="Consolas"/>
+          <w:color w:val="000000"/>
+          <w:sz w:val="19"/>
+        </w:rPr>
+        <w:t>y.iloc</w:t>
+      </w:r>
+      <w:proofErr w:type="gramEnd"/>
+      <w:r>
+        <w:rPr>
+          <w:rFonts w:ascii="Consolas" w:hAnsi="Consolas"/>
+          <w:color w:val="000000"/>
+          <w:sz w:val="19"/>
+        </w:rPr>
+        <w:t>[train_idx]</w:t>
+      </w:r>
+    </w:p>
+    <w:p>
+      <w:pPr>
+        <w:spacing w:after="0"/>
+        <w:rPr>
+          <w:rFonts w:ascii="Consolas" w:hAnsi="Consolas"/>
+          <w:color w:val="000000"/>
+          <w:sz w:val="19"/>
+        </w:rPr>
+      </w:pPr>
+      <w:r>
+        <w:rPr>
+          <w:rFonts w:ascii="Consolas" w:hAnsi="Consolas"/>
+          <w:color w:val="000000"/>
+          <w:sz w:val="19"/>
+        </w:rPr>
+        <w:t xml:space="preserve">        groups_train = </w:t>
+      </w:r>
+      <w:proofErr w:type="gramStart"/>
+      <w:r>
+        <w:rPr>
+          <w:rFonts w:ascii="Consolas" w:hAnsi="Consolas"/>
+          <w:color w:val="000000"/>
+          <w:sz w:val="19"/>
+        </w:rPr>
+        <w:t>groups.iloc</w:t>
+      </w:r>
+      <w:proofErr w:type="gramEnd"/>
+      <w:r>
+        <w:rPr>
+          <w:rFonts w:ascii="Consolas" w:hAnsi="Consolas"/>
+          <w:color w:val="000000"/>
+          <w:sz w:val="19"/>
+        </w:rPr>
+        <w:t>[train_idx]</w:t>
+      </w:r>
+    </w:p>
+    <w:p>
+      <w:pPr>
+        <w:spacing w:after="0"/>
+        <w:rPr>
+          <w:rFonts w:ascii="Consolas" w:hAnsi="Consolas"/>
+          <w:color w:val="000000"/>
+          <w:sz w:val="19"/>
+        </w:rPr>
+      </w:pPr>
+    </w:p>
+    <w:p>
+      <w:pPr>
+        <w:spacing w:after="0"/>
+        <w:rPr>
+          <w:rFonts w:ascii="Consolas" w:hAnsi="Consolas"/>
+          <w:color w:val="000000"/>
+          <w:sz w:val="19"/>
+        </w:rPr>
+      </w:pPr>
+      <w:r>
+        <w:rPr>
+          <w:rFonts w:ascii="Consolas" w:hAnsi="Consolas"/>
+          <w:color w:val="000000"/>
+          <w:sz w:val="19"/>
+        </w:rPr>
+        <w:t xml:space="preserve">        pipeline = build_</w:t>
+      </w:r>
+      <w:proofErr w:type="gramStart"/>
+      <w:r>
+        <w:rPr>
+          <w:rFonts w:ascii="Consolas" w:hAnsi="Consolas"/>
+          <w:color w:val="000000"/>
+          <w:sz w:val="19"/>
+        </w:rPr>
+        <w:t>pipeline(</w:t>
+      </w:r>
+      <w:proofErr w:type="gramEnd"/>
+      <w:r>
+        <w:rPr>
+          <w:rFonts w:ascii="Consolas" w:hAnsi="Consolas"/>
+          <w:color w:val="000000"/>
+          <w:sz w:val="19"/>
+        </w:rPr>
+        <w:t>)</w:t>
+      </w:r>
+    </w:p>
+    <w:p>
+      <w:pPr>
+        <w:spacing w:after="0"/>
+        <w:rPr>
+          <w:rFonts w:ascii="Consolas" w:hAnsi="Consolas"/>
+          <w:color w:val="000000"/>
+          <w:sz w:val="19"/>
+        </w:rPr>
+      </w:pPr>
+      <w:r>
+        <w:rPr>
+          <w:rFonts w:ascii="Consolas" w:hAnsi="Consolas"/>
+          <w:color w:val="000000"/>
+          <w:sz w:val="19"/>
+        </w:rPr>
+        <w:t xml:space="preserve">        </w:t>
+      </w:r>
+    </w:p>
+    <w:p>
+      <w:pPr>
+        <w:spacing w:after="0"/>
+        <w:rPr>
+          <w:rFonts w:ascii="Consolas" w:hAnsi="Consolas"/>
+          <w:color w:val="000000"/>
+          <w:sz w:val="19"/>
+        </w:rPr>
+      </w:pPr>
+      <w:r>
+        <w:rPr>
+          <w:rFonts w:ascii="Consolas" w:hAnsi="Consolas"/>
+          <w:color w:val="000000"/>
+          <w:sz w:val="19"/>
+        </w:rPr>
+        <w:t xml:space="preserve">        # Inner loop: Mencari parameter terbaik menggunakan GridSearchCV</w:t>
+      </w:r>
+    </w:p>
+    <w:p>
+      <w:pPr>
+        <w:spacing w:after="0"/>
+        <w:rPr>
+          <w:rFonts w:ascii="Consolas" w:hAnsi="Consolas"/>
+          <w:color w:val="000000"/>
+          <w:sz w:val="19"/>
+        </w:rPr>
+      </w:pPr>
+      <w:r>
+        <w:rPr>
+          <w:rFonts w:ascii="Consolas" w:hAnsi="Consolas"/>
+          <w:color w:val="000000"/>
+          <w:sz w:val="19"/>
+        </w:rPr>
+        <w:t xml:space="preserve">        grid = </w:t>
+      </w:r>
+      <w:proofErr w:type="gramStart"/>
+      <w:r>
+        <w:rPr>
+          <w:rFonts w:ascii="Consolas" w:hAnsi="Consolas"/>
+          <w:color w:val="000000"/>
+          <w:sz w:val="19"/>
+        </w:rPr>
+        <w:t>GridSearchCV(</w:t>
+      </w:r>
+      <w:proofErr w:type="gramEnd"/>
+    </w:p>
+    <w:p>
+      <w:pPr>
+        <w:spacing w:after="0"/>
+        <w:rPr>
+          <w:rFonts w:ascii="Consolas" w:hAnsi="Consolas"/>
+          <w:color w:val="000000"/>
+          <w:sz w:val="19"/>
+        </w:rPr>
+      </w:pPr>
+      <w:r>
+        <w:rPr>
+          <w:rFonts w:ascii="Consolas" w:hAnsi="Consolas"/>
+          <w:color w:val="000000"/>
+          <w:sz w:val="19"/>
+        </w:rPr>
+        <w:t xml:space="preserve">            estimator=pipeline, param_grid=param_grid,</w:t>
+      </w:r>
+    </w:p>
+    <w:p>
+      <w:pPr>
+        <w:spacing w:after="0"/>
+        <w:rPr>
+          <w:rFonts w:ascii="Consolas" w:hAnsi="Consolas"/>
+          <w:color w:val="000000"/>
+          <w:sz w:val="19"/>
+        </w:rPr>
+      </w:pPr>
+      <w:r>
+        <w:rPr>
+          <w:rFonts w:ascii="Consolas" w:hAnsi="Consolas"/>
+          <w:color w:val="000000"/>
+          <w:sz w:val="19"/>
         </w:rPr>
         <w:lastRenderedPageBreak/>
-        <w:t>min_samples_leaf. Metrik yang digunakan untuk tuning adalah f1_weighted karena target terdiri dari tiga kelas dan distribusinya tidak sepenuhnya seimbang.</w:t>
-      </w:r>
-    </w:p>
-    <w:p>
-      <w:pPr>
-        <w:spacing w:before="160" w:after="80"/>
-      </w:pPr>
-      <w:r>
-        <w:rPr>
-          <w:b/>
-          <w:color w:val="000000"/>
-        </w:rPr>
-        <w:t>Hyperparameter Tuning Decision Tree</w:t>
-      </w:r>
-    </w:p>
-    <w:p>
-      <w:pPr>
-        <w:spacing w:after="160"/>
-      </w:pPr>
-      <w:r>
-        <w:rPr>
-          <w:rFonts w:ascii="Consolas" w:hAnsi="Consolas"/>
-          <w:color w:val="000000"/>
-          <w:sz w:val="19"/>
-        </w:rPr>
-        <w:t>param_grid = {</w:t>
+        <w:t xml:space="preserve">            scoring="f1_weighted", cv=inner_cv, n_jobs=-1,</w:t>
+      </w:r>
+    </w:p>
+    <w:p>
+      <w:pPr>
+        <w:spacing w:after="0"/>
+        <w:rPr>
+          <w:rFonts w:ascii="Consolas" w:hAnsi="Consolas"/>
+          <w:color w:val="000000"/>
+          <w:sz w:val="19"/>
+        </w:rPr>
+      </w:pPr>
+      <w:r>
+        <w:rPr>
+          <w:rFonts w:ascii="Consolas" w:hAnsi="Consolas"/>
+          <w:color w:val="000000"/>
+          <w:sz w:val="19"/>
+        </w:rPr>
+        <w:t xml:space="preserve">        )</w:t>
+      </w:r>
+    </w:p>
+    <w:p>
+      <w:pPr>
+        <w:spacing w:after="0"/>
+        <w:rPr>
+          <w:rFonts w:ascii="Consolas" w:hAnsi="Consolas"/>
+          <w:color w:val="000000"/>
+          <w:sz w:val="19"/>
+        </w:rPr>
+      </w:pPr>
+      <w:r>
+        <w:rPr>
+          <w:rFonts w:ascii="Consolas" w:hAnsi="Consolas"/>
+          <w:color w:val="000000"/>
+          <w:sz w:val="19"/>
+        </w:rPr>
+        <w:t xml:space="preserve">        </w:t>
+      </w:r>
+      <w:proofErr w:type="gramStart"/>
+      <w:r>
+        <w:rPr>
+          <w:rFonts w:ascii="Consolas" w:hAnsi="Consolas"/>
+          <w:color w:val="000000"/>
+          <w:sz w:val="19"/>
+        </w:rPr>
+        <w:t>grid.fit(</w:t>
+      </w:r>
+      <w:proofErr w:type="gramEnd"/>
+      <w:r>
+        <w:rPr>
+          <w:rFonts w:ascii="Consolas" w:hAnsi="Consolas"/>
+          <w:color w:val="000000"/>
+          <w:sz w:val="19"/>
+        </w:rPr>
+        <w:t>X_train, y_train, groups=groups_train)</w:t>
+      </w:r>
+    </w:p>
+    <w:p>
+      <w:pPr>
+        <w:spacing w:after="0"/>
+        <w:rPr>
+          <w:rFonts w:ascii="Consolas" w:hAnsi="Consolas"/>
+          <w:color w:val="000000"/>
+          <w:sz w:val="19"/>
+        </w:rPr>
+      </w:pPr>
+    </w:p>
+    <w:p>
+      <w:pPr>
+        <w:spacing w:after="0"/>
+        <w:rPr>
+          <w:rFonts w:ascii="Consolas" w:hAnsi="Consolas"/>
+          <w:color w:val="000000"/>
+          <w:sz w:val="19"/>
+        </w:rPr>
+      </w:pPr>
+      <w:r>
+        <w:rPr>
+          <w:rFonts w:ascii="Consolas" w:hAnsi="Consolas"/>
+          <w:color w:val="000000"/>
+          <w:sz w:val="19"/>
+        </w:rPr>
+        <w:t xml:space="preserve">        # Outer loop: Prediksi pada baterai yang belum pernah dilihat model</w:t>
+      </w:r>
+    </w:p>
+    <w:p>
+      <w:pPr>
+        <w:spacing w:after="0"/>
+        <w:rPr>
+          <w:rFonts w:ascii="Consolas" w:hAnsi="Consolas"/>
+          <w:color w:val="000000"/>
+          <w:sz w:val="19"/>
+        </w:rPr>
+      </w:pPr>
+      <w:r>
+        <w:rPr>
+          <w:rFonts w:ascii="Consolas" w:hAnsi="Consolas"/>
+          <w:color w:val="000000"/>
+          <w:sz w:val="19"/>
+        </w:rPr>
+        <w:t xml:space="preserve">        oof_</w:t>
+      </w:r>
+      <w:proofErr w:type="gramStart"/>
+      <w:r>
+        <w:rPr>
+          <w:rFonts w:ascii="Consolas" w:hAnsi="Consolas"/>
+          <w:color w:val="000000"/>
+          <w:sz w:val="19"/>
+        </w:rPr>
+        <w:t>pred.iloc</w:t>
+      </w:r>
+      <w:proofErr w:type="gramEnd"/>
+      <w:r>
+        <w:rPr>
+          <w:rFonts w:ascii="Consolas" w:hAnsi="Consolas"/>
+          <w:color w:val="000000"/>
+          <w:sz w:val="19"/>
+        </w:rPr>
+        <w:t xml:space="preserve">[test_idx] = </w:t>
+      </w:r>
+      <w:proofErr w:type="gramStart"/>
+      <w:r>
+        <w:rPr>
+          <w:rFonts w:ascii="Consolas" w:hAnsi="Consolas"/>
+          <w:color w:val="000000"/>
+          <w:sz w:val="19"/>
+        </w:rPr>
+        <w:t>grid.predict</w:t>
+      </w:r>
+      <w:proofErr w:type="gramEnd"/>
+      <w:r>
+        <w:rPr>
+          <w:rFonts w:ascii="Consolas" w:hAnsi="Consolas"/>
+          <w:color w:val="000000"/>
+          <w:sz w:val="19"/>
+        </w:rPr>
+        <w:t>(X_test)</w:t>
+      </w:r>
+    </w:p>
+    <w:p>
+      <w:pPr>
+        <w:spacing w:after="0"/>
+        <w:rPr>
+          <w:rFonts w:ascii="Consolas" w:hAnsi="Consolas"/>
+          <w:color w:val="000000"/>
+          <w:sz w:val="19"/>
+        </w:rPr>
+      </w:pPr>
+      <w:r>
+        <w:rPr>
+          <w:rFonts w:ascii="Consolas" w:hAnsi="Consolas"/>
+          <w:color w:val="000000"/>
+          <w:sz w:val="19"/>
+        </w:rPr>
+        <w:t xml:space="preserve">        </w:t>
+      </w:r>
+    </w:p>
+    <w:p>
+      <w:pPr>
+        <w:spacing w:after="0"/>
+      </w:pPr>
+      <w:r>
+        <w:rPr>
+          <w:rFonts w:ascii="Consolas" w:hAnsi="Consolas"/>
+          <w:color w:val="000000"/>
+          <w:sz w:val="19"/>
+        </w:rPr>
+        <w:t xml:space="preserve">    return oof_pred</w:t>
       </w:r>
       <w:r>
         <w:rPr>
@@ -1335,118 +4552,12 @@
           <w:sz w:val="19"/>
         </w:rPr>
         <w:br/>
-        <w:t xml:space="preserve">    "model__criterion": ["gini", "entropy"],</w:t>
-      </w:r>
-      <w:r>
-        <w:rPr>
-          <w:rFonts w:ascii="Consolas" w:hAnsi="Consolas"/>
-          <w:color w:val="000000"/>
-          <w:sz w:val="19"/>
-        </w:rPr>
-        <w:br/>
-        <w:t xml:space="preserve">    "model__max_depth": [3, 4, 5, 6, 7, 8],</w:t>
-      </w:r>
-      <w:r>
-        <w:rPr>
-          <w:rFonts w:ascii="Consolas" w:hAnsi="Consolas"/>
-          <w:color w:val="000000"/>
-          <w:sz w:val="19"/>
-        </w:rPr>
-        <w:br/>
-        <w:t xml:space="preserve">    "model__min_samples_split": [2, 5, 10],</w:t>
-      </w:r>
-      <w:r>
-        <w:rPr>
-          <w:rFonts w:ascii="Consolas" w:hAnsi="Consolas"/>
-          <w:color w:val="000000"/>
-          <w:sz w:val="19"/>
-        </w:rPr>
-        <w:br/>
-        <w:t xml:space="preserve">    "model__min_samples_leaf": [1, 3, 5, 10],</w:t>
-      </w:r>
-      <w:r>
-        <w:rPr>
-          <w:rFonts w:ascii="Consolas" w:hAnsi="Consolas"/>
-          <w:color w:val="000000"/>
-          <w:sz w:val="19"/>
-        </w:rPr>
-        <w:br/>
-        <w:t>}</w:t>
-      </w:r>
-      <w:r>
-        <w:rPr>
-          <w:rFonts w:ascii="Consolas" w:hAnsi="Consolas"/>
-          <w:color w:val="000000"/>
-          <w:sz w:val="19"/>
-        </w:rPr>
-        <w:br/>
-      </w:r>
-      <w:r>
-        <w:rPr>
-          <w:rFonts w:ascii="Consolas" w:hAnsi="Consolas"/>
-          <w:color w:val="000000"/>
-          <w:sz w:val="19"/>
-        </w:rPr>
-        <w:br/>
-        <w:t>grid = GridSearchCV(</w:t>
-      </w:r>
-      <w:r>
-        <w:rPr>
-          <w:rFonts w:ascii="Consolas" w:hAnsi="Consolas"/>
-          <w:color w:val="000000"/>
-          <w:sz w:val="19"/>
-        </w:rPr>
-        <w:br/>
-        <w:t xml:space="preserve">    estimator=pipeline,</w:t>
-      </w:r>
-      <w:r>
-        <w:rPr>
-          <w:rFonts w:ascii="Consolas" w:hAnsi="Consolas"/>
-          <w:color w:val="000000"/>
-          <w:sz w:val="19"/>
-        </w:rPr>
-        <w:br/>
-        <w:t xml:space="preserve">    param_grid=param_grid,</w:t>
-      </w:r>
-      <w:r>
-        <w:rPr>
-          <w:rFonts w:ascii="Consolas" w:hAnsi="Consolas"/>
-          <w:color w:val="000000"/>
-          <w:sz w:val="19"/>
-        </w:rPr>
-        <w:br/>
-        <w:t xml:space="preserve">    scoring="f1_weighted",</w:t>
-      </w:r>
-      <w:r>
-        <w:rPr>
-          <w:rFonts w:ascii="Consolas" w:hAnsi="Consolas"/>
-          <w:color w:val="000000"/>
-          <w:sz w:val="19"/>
-        </w:rPr>
-        <w:br/>
-        <w:t xml:space="preserve">    cv=inner_cv,</w:t>
-      </w:r>
-      <w:r>
-        <w:rPr>
-          <w:rFonts w:ascii="Consolas" w:hAnsi="Consolas"/>
-          <w:color w:val="000000"/>
-          <w:sz w:val="19"/>
-        </w:rPr>
-        <w:br/>
-        <w:t>)</w:t>
-      </w:r>
-      <w:r>
-        <w:rPr>
-          <w:rFonts w:ascii="Consolas" w:hAnsi="Consolas"/>
-          <w:color w:val="000000"/>
-          <w:sz w:val="19"/>
-        </w:rPr>
-        <w:br/>
       </w:r>
     </w:p>
     <w:p>
       <w:pPr>
         <w:ind w:firstLine="547"/>
+        <w:jc w:val="both"/>
       </w:pPr>
       <w:r>
         <w:rPr>
@@ -1479,7 +4590,7 @@
                     <pic:cNvPicPr/>
                   </pic:nvPicPr>
                   <pic:blipFill>
-                    <a:blip r:embed="rId10"/>
+                    <a:blip r:embed="rId11"/>
                     <a:stretch>
                       <a:fillRect/>
                     </a:stretch>
@@ -1528,6 +4639,7 @@
     <w:p>
       <w:pPr>
         <w:ind w:firstLine="547"/>
+        <w:jc w:val="both"/>
       </w:pPr>
       <w:r>
         <w:rPr>
@@ -1624,7 +4736,6 @@
                 <w:color w:val="000000"/>
                 <w:sz w:val="22"/>
               </w:rPr>
-              <w:lastRenderedPageBreak/>
               <w:t>Akurasi</w:t>
             </w:r>
           </w:p>
@@ -1853,6 +4964,7 @@
         <w:rPr>
           <w:noProof/>
         </w:rPr>
+        <w:lastRenderedPageBreak/>
         <w:drawing>
           <wp:inline distT="0" distB="0" distL="0" distR="0" wp14:anchorId="4999BA05" wp14:editId="29821FAB">
             <wp:extent cx="4389120" cy="3135086"/>
@@ -1869,7 +4981,7 @@
                     <pic:cNvPicPr/>
                   </pic:nvPicPr>
                   <pic:blipFill>
-                    <a:blip r:embed="rId11"/>
+                    <a:blip r:embed="rId12"/>
                     <a:stretch>
                       <a:fillRect/>
                     </a:stretch>
@@ -1911,7 +5023,6 @@
         <w:rPr>
           <w:noProof/>
         </w:rPr>
-        <w:lastRenderedPageBreak/>
         <w:drawing>
           <wp:inline distT="0" distB="0" distL="0" distR="0" wp14:anchorId="0005B266" wp14:editId="7599AD45">
             <wp:extent cx="5212080" cy="3474720"/>
@@ -1928,7 +5039,7 @@
                     <pic:cNvPicPr/>
                   </pic:nvPicPr>
                   <pic:blipFill>
-                    <a:blip r:embed="rId12"/>
+                    <a:blip r:embed="rId13"/>
                     <a:stretch>
                       <a:fillRect/>
                     </a:stretch>
@@ -1965,6 +5076,7 @@
     <w:p>
       <w:pPr>
         <w:ind w:firstLine="547"/>
+        <w:jc w:val="both"/>
       </w:pPr>
       <w:r>
         <w:rPr>
@@ -2025,6 +5137,7 @@
                 <w:color w:val="000000"/>
                 <w:sz w:val="22"/>
               </w:rPr>
+              <w:lastRenderedPageBreak/>
               <w:t>Kelas</w:t>
             </w:r>
           </w:p>
@@ -2579,6 +5692,7 @@
     <w:p>
       <w:pPr>
         <w:ind w:firstLine="547"/>
+        <w:jc w:val="both"/>
       </w:pPr>
       <w:r>
         <w:rPr>
@@ -2614,156 +5728,127 @@
     <w:p>
       <w:pPr>
         <w:ind w:firstLine="547"/>
-      </w:pPr>
-      <w:r>
-        <w:rPr>
-          <w:color w:val="000000"/>
+        <w:jc w:val="both"/>
+      </w:pPr>
+      <w:r>
+        <w:rPr>
+          <w:color w:val="000000"/>
+        </w:rPr>
+        <w:t>Model Decision Tree yang telah dilatih dan dievaluasi di-deploy ke dalam aplikasi web berbasis Streamlit. Aplikasi ini dibuat pada file app.py dan memuat model dari models/decision_tree_battery.pkl. Pengguna dapat memasukkan nilai sensor discharge melalui sidebar, kemudian sistem menampilkan hasil prediksi kondisi baterai.</w:t>
+      </w:r>
+    </w:p>
+    <w:p>
+      <w:pPr>
+        <w:spacing w:before="160" w:after="80"/>
+      </w:pPr>
+      <w:r>
+        <w:rPr>
+          <w:b/>
+          <w:color w:val="000000"/>
+        </w:rPr>
+        <w:t>Menjalankan Aplikasi Web</w:t>
+      </w:r>
+    </w:p>
+    <w:p>
+      <w:pPr>
+        <w:spacing w:after="160"/>
+      </w:pPr>
+      <w:r>
+        <w:rPr>
+          <w:rFonts w:ascii="Consolas" w:hAnsi="Consolas"/>
+          <w:color w:val="000000"/>
+          <w:sz w:val="19"/>
+        </w:rPr>
+        <w:t>streamlit run app.py</w:t>
+      </w:r>
+      <w:r>
+        <w:rPr>
+          <w:rFonts w:ascii="Consolas" w:hAnsi="Consolas"/>
+          <w:color w:val="000000"/>
+          <w:sz w:val="19"/>
+        </w:rPr>
+        <w:br/>
+      </w:r>
+    </w:p>
+    <w:p>
+      <w:pPr>
+        <w:spacing w:before="200" w:after="160"/>
+      </w:pPr>
+      <w:r>
+        <w:rPr>
+          <w:b/>
+          <w:color w:val="000000"/>
+        </w:rPr>
+        <w:t>4.2 Isi Dashboard Web</w:t>
+      </w:r>
+    </w:p>
+    <w:p>
+      <w:pPr>
+        <w:ind w:firstLine="547"/>
+        <w:jc w:val="both"/>
+        <w:rPr>
+          <w:color w:val="000000"/>
+        </w:rPr>
+      </w:pPr>
+      <w:r>
+        <w:rPr>
+          <w:color w:val="000000"/>
+        </w:rPr>
+        <w:t>Isi dashboard web dibagi menjadi beberapa komponen utama. Pertama, dashboard menampilkan ringkasan model, akurasi, F1-score berbobot, dan jumlah fitur yang digunakan. Kedua, terdapat sidebar yang berfungsi sebagai panel input agar pengguna bisa memasukkan nilai sensor baterai secara manual. Ketiga, bagian hasil prediksi akan langsung mengklasifikasikan status baterai ke dalam kelas Healthy, Warning, atau End_of_Life. Terakhir, dashboard juga menyediakan grafik probabilitas kelas untuk melihat tingkat keyakinan model, serta visualisasi feature importance untuk membantu pengguna memahami sensor mana yang paling berpengaruh pada prediksi.</w:t>
+      </w:r>
+    </w:p>
+    <w:p>
+      <w:pPr>
+        <w:spacing w:before="200" w:after="160"/>
+        <w:rPr>
+          <w:b/>
+          <w:color w:val="000000"/>
+        </w:rPr>
+      </w:pPr>
+      <w:r>
+        <w:rPr>
+          <w:b/>
+          <w:color w:val="000000"/>
+        </w:rPr>
+        <w:t>4.3 Screenshot Dashboard</w:t>
+      </w:r>
+    </w:p>
+    <w:p>
+      <w:pPr>
+        <w:spacing w:before="200" w:after="160"/>
+        <w:ind w:firstLine="720"/>
+        <w:jc w:val="both"/>
+      </w:pPr>
+      <w:r>
+        <w:t xml:space="preserve">Pada bagian ini, dilampirkan bukti eksekusi dan antarmuka grafis dari aplikasi web </w:t>
+      </w:r>
+      <w:r>
+        <w:rPr>
+          <w:i/>
+          <w:iCs/>
+        </w:rPr>
+        <w:t>dashboard</w:t>
+      </w:r>
+      <w:r>
+        <w:t xml:space="preserve"> pemantauan kesehatan baterai (</w:t>
+      </w:r>
+      <w:r>
+        <w:rPr>
+          <w:i/>
+          <w:iCs/>
+        </w:rPr>
+        <w:t>Battery Health Monitoring</w:t>
+      </w:r>
+      <w:r>
+        <w:t>) yang dibangun menggunakan repositori framework Streamlit. Visualisasi antarmuka ini dibagi menjadi beberapa bagian utama untuk mempermudah interpretasi pengguna.</w:t>
+      </w:r>
+    </w:p>
+    <w:p>
+      <w:r>
+        <w:rPr>
+          <w:noProof/>
         </w:rPr>
         <w:lastRenderedPageBreak/>
-        <w:t>Model Decision Tree yang telah dilatih dan dievaluasi di-deploy ke dalam aplikasi web berbasis Streamlit. Aplikasi ini dibuat pada file app.py dan memuat model dari models/decision_tree_battery.pkl. Pengguna dapat memasukkan nilai sensor discharge melalui sidebar, kemudian sistem menampilkan hasil prediksi kondisi baterai.</w:t>
-      </w:r>
-    </w:p>
-    <w:p>
-      <w:pPr>
-        <w:spacing w:before="160" w:after="80"/>
-      </w:pPr>
-      <w:r>
-        <w:rPr>
-          <w:b/>
-          <w:color w:val="000000"/>
-        </w:rPr>
-        <w:t>Menjalankan Aplikasi Web</w:t>
-      </w:r>
-    </w:p>
-    <w:p>
-      <w:pPr>
-        <w:spacing w:after="160"/>
-      </w:pPr>
-      <w:r>
-        <w:rPr>
-          <w:rFonts w:ascii="Consolas" w:hAnsi="Consolas"/>
-          <w:color w:val="000000"/>
-          <w:sz w:val="19"/>
-        </w:rPr>
-        <w:t>streamlit run app.py</w:t>
-      </w:r>
-      <w:r>
-        <w:rPr>
-          <w:rFonts w:ascii="Consolas" w:hAnsi="Consolas"/>
-          <w:color w:val="000000"/>
-          <w:sz w:val="19"/>
-        </w:rPr>
-        <w:br/>
-      </w:r>
-    </w:p>
-    <w:p>
-      <w:pPr>
-        <w:spacing w:before="200" w:after="160"/>
-      </w:pPr>
-      <w:r>
-        <w:rPr>
-          <w:b/>
-          <w:color w:val="000000"/>
-        </w:rPr>
-        <w:t>4.2 Isi Dashboard Web</w:t>
-      </w:r>
-    </w:p>
-    <w:p>
-      <w:r>
-        <w:rPr>
-          <w:color w:val="000000"/>
-        </w:rPr>
-        <w:t>Dashboard menampilkan ringkasan model, akurasi, F1-score berbobot, dan jumlah fitur.</w:t>
-      </w:r>
-    </w:p>
-    <w:p>
-      <w:r>
-        <w:rPr>
-          <w:color w:val="000000"/>
-        </w:rPr>
-        <w:t>Sidebar digunakan sebagai panel input nilai sensor baterai.</w:t>
-      </w:r>
-    </w:p>
-    <w:p>
-      <w:r>
-        <w:rPr>
-          <w:color w:val="000000"/>
-        </w:rPr>
-        <w:t>Bagian hasil prediksi menampilkan kelas Healthy, Warning, atau End_of_Life.</w:t>
-      </w:r>
-    </w:p>
-    <w:p>
-      <w:r>
-        <w:rPr>
-          <w:color w:val="000000"/>
-        </w:rPr>
-        <w:t>Grafik probabilitas kelas menampilkan tingkat keyakinan model terhadap setiap kelas.</w:t>
-      </w:r>
-    </w:p>
-    <w:p>
-      <w:r>
-        <w:rPr>
-          <w:color w:val="000000"/>
-        </w:rPr>
-        <w:t>Grafik feature importance dan performa per fold membantu pengguna memahami hasil model.</w:t>
-      </w:r>
-    </w:p>
-    <w:p>
-      <w:pPr>
-        <w:spacing w:before="200" w:after="160"/>
-      </w:pPr>
-      <w:r>
-        <w:rPr>
-          <w:b/>
-          <w:color w:val="000000"/>
-        </w:rPr>
-        <w:t>4.3 Screenshot Dashboard</w:t>
-      </w:r>
-    </w:p>
-    <w:p>
-      <w:pPr>
-        <w:ind w:firstLine="547"/>
-        <w:rPr>
-          <w:color w:val="000000"/>
-        </w:rPr>
-      </w:pPr>
-      <w:r>
-        <w:rPr>
-          <w:color w:val="000000"/>
-        </w:rPr>
-        <w:t xml:space="preserve">Pada bagian ini, lampirkan screenshot aplikasi Streamlit yang telah dijalankan melalui browser. Screenshot minimal yang disarankan adalah tampilan dashboard utama, input prediksi pada sidebar, hasil prediksi, dan </w:t>
-      </w:r>
-      <w:proofErr w:type="spellStart"/>
-      <w:r>
-        <w:rPr>
-          <w:color w:val="000000"/>
-        </w:rPr>
-        <w:t>grafik</w:t>
-      </w:r>
-      <w:proofErr w:type="spellEnd"/>
-      <w:r>
-        <w:rPr>
-          <w:color w:val="000000"/>
-        </w:rPr>
-        <w:t xml:space="preserve"> </w:t>
-      </w:r>
-      <w:proofErr w:type="spellStart"/>
-      <w:r>
-        <w:rPr>
-          <w:color w:val="000000"/>
-        </w:rPr>
-        <w:t>evaluasi</w:t>
-      </w:r>
-      <w:proofErr w:type="spellEnd"/>
-      <w:r>
-        <w:rPr>
-          <w:color w:val="000000"/>
-        </w:rPr>
-        <w:t xml:space="preserve"> model.</w:t>
-      </w:r>
-    </w:p>
-    <w:p>
-      <w:r>
         <w:drawing>
           <wp:inline distT="0" distB="0" distL="0" distR="0" wp14:anchorId="6E73D1D6" wp14:editId="0195C1B8">
             <wp:extent cx="5641975" cy="2858135"/>
@@ -2780,7 +5865,7 @@
                     <pic:cNvPicPr/>
                   </pic:nvPicPr>
                   <pic:blipFill>
-                    <a:blip r:embed="rId13"/>
+                    <a:blip r:embed="rId14"/>
                     <a:stretch>
                       <a:fillRect/>
                     </a:stretch>
@@ -2805,7 +5890,7 @@
       <w:pPr>
         <w:jc w:val="center"/>
         <w:rPr>
-          <w:i/>
+          <w:iCs/>
           <w:color w:val="000000"/>
           <w:sz w:val="20"/>
           <w:szCs w:val="18"/>
@@ -2813,55 +5898,165 @@
       </w:pPr>
       <w:r>
         <w:rPr>
+          <w:color w:val="000000"/>
+          <w:sz w:val="22"/>
+        </w:rPr>
+        <w:t xml:space="preserve">Gambar </w:t>
+      </w:r>
+      <w:r>
+        <w:rPr>
+          <w:color w:val="000000"/>
+          <w:sz w:val="22"/>
+        </w:rPr>
+        <w:t>8</w:t>
+      </w:r>
+      <w:r>
+        <w:rPr>
+          <w:color w:val="000000"/>
+          <w:sz w:val="22"/>
+        </w:rPr>
+        <w:t xml:space="preserve">. </w:t>
+      </w:r>
+      <w:r>
+        <w:rPr>
+          <w:color w:val="000000"/>
+          <w:sz w:val="22"/>
+        </w:rPr>
+        <w:t>Tampilan dashboard utama</w:t>
+      </w:r>
+    </w:p>
+    <w:p>
+      <w:pPr>
+        <w:ind w:firstLine="720"/>
+        <w:jc w:val="both"/>
+        <w:rPr>
+          <w:iCs/>
+          <w:color w:val="000000"/>
+          <w:sz w:val="22"/>
+        </w:rPr>
+      </w:pPr>
+      <w:r>
+        <w:rPr>
+          <w:iCs/>
+          <w:color w:val="000000"/>
+          <w:sz w:val="22"/>
+        </w:rPr>
+        <w:t xml:space="preserve">Gambar 8 menunjukkan halaman utama aplikasi saat pertama kali dieksekusi secara lokal. Pada panel utama, </w:t>
+      </w:r>
+      <w:r>
+        <w:rPr>
           <w:i/>
-          <w:color w:val="000000"/>
+          <w:iCs/>
+          <w:color w:val="000000"/>
+          <w:sz w:val="22"/>
+        </w:rPr>
+        <w:t>dashboard</w:t>
+      </w:r>
+      <w:r>
+        <w:rPr>
+          <w:iCs/>
+          <w:color w:val="000000"/>
+          <w:sz w:val="22"/>
+        </w:rPr>
+        <w:t xml:space="preserve"> secara transparan menyajikan ringkasan parameter teknis model </w:t>
+      </w:r>
+      <w:r>
+        <w:rPr>
+          <w:i/>
+          <w:iCs/>
+          <w:color w:val="000000"/>
+          <w:sz w:val="22"/>
+        </w:rPr>
+        <w:t>Decision Tree</w:t>
+      </w:r>
+      <w:r>
+        <w:rPr>
+          <w:iCs/>
+          <w:color w:val="000000"/>
+          <w:sz w:val="22"/>
+        </w:rPr>
+        <w:t xml:space="preserve"> hasil proses </w:t>
+      </w:r>
+      <w:r>
+        <w:rPr>
+          <w:i/>
+          <w:iCs/>
+          <w:color w:val="000000"/>
+          <w:sz w:val="22"/>
+        </w:rPr>
+        <w:t>training</w:t>
+      </w:r>
+      <w:r>
+        <w:rPr>
+          <w:iCs/>
+          <w:color w:val="000000"/>
+          <w:sz w:val="22"/>
+        </w:rPr>
+        <w:t xml:space="preserve">, yang meliputi informasi matriks performa global (Nilai Akurasi dan </w:t>
+      </w:r>
+      <w:r>
+        <w:rPr>
+          <w:i/>
+          <w:iCs/>
+          <w:color w:val="000000"/>
+          <w:sz w:val="22"/>
+        </w:rPr>
+        <w:t>Weighted F1-score</w:t>
+      </w:r>
+      <w:r>
+        <w:rPr>
+          <w:iCs/>
+          <w:color w:val="000000"/>
+          <w:sz w:val="22"/>
+        </w:rPr>
+        <w:t xml:space="preserve">), jumlah total fitur operasional sensor yang digunakan, serta visualisasi diagram interaktif </w:t>
+      </w:r>
+      <w:r>
+        <w:rPr>
+          <w:i/>
+          <w:iCs/>
+          <w:color w:val="000000"/>
+          <w:sz w:val="22"/>
+        </w:rPr>
+        <w:t>Feature Importance</w:t>
+      </w:r>
+      <w:r>
+        <w:rPr>
+          <w:iCs/>
+          <w:color w:val="000000"/>
+          <w:sz w:val="22"/>
+        </w:rPr>
+        <w:t xml:space="preserve"> dan performa metrik per </w:t>
+      </w:r>
+      <w:r>
+        <w:rPr>
+          <w:i/>
+          <w:iCs/>
+          <w:color w:val="000000"/>
+          <w:sz w:val="22"/>
+        </w:rPr>
+        <w:t>fold</w:t>
+      </w:r>
+      <w:r>
+        <w:rPr>
+          <w:iCs/>
+          <w:color w:val="000000"/>
+          <w:sz w:val="22"/>
+        </w:rPr>
+        <w:t xml:space="preserve"> evaluasi.</w:t>
+      </w:r>
+    </w:p>
+    <w:p>
+      <w:pPr>
+        <w:jc w:val="center"/>
+        <w:rPr>
           <w:sz w:val="20"/>
           <w:szCs w:val="18"/>
         </w:rPr>
-        <w:t xml:space="preserve">1: </w:t>
-      </w:r>
-      <w:proofErr w:type="spellStart"/>
-      <w:r>
-        <w:rPr>
-          <w:i/>
-          <w:color w:val="000000"/>
-          <w:sz w:val="20"/>
-          <w:szCs w:val="18"/>
-        </w:rPr>
-        <w:t>Tampilan</w:t>
-      </w:r>
-      <w:proofErr w:type="spellEnd"/>
-      <w:r>
-        <w:rPr>
-          <w:i/>
-          <w:color w:val="000000"/>
-          <w:sz w:val="20"/>
-          <w:szCs w:val="18"/>
-        </w:rPr>
-        <w:t xml:space="preserve"> dashboard </w:t>
-      </w:r>
-      <w:proofErr w:type="spellStart"/>
-      <w:r>
-        <w:rPr>
-          <w:i/>
-          <w:color w:val="000000"/>
-          <w:sz w:val="20"/>
-          <w:szCs w:val="18"/>
-        </w:rPr>
-        <w:t>utama</w:t>
-      </w:r>
-      <w:proofErr w:type="spellEnd"/>
-    </w:p>
-    <w:p>
-      <w:pPr>
-        <w:jc w:val="center"/>
-        <w:rPr>
-          <w:sz w:val="20"/>
-          <w:szCs w:val="18"/>
-        </w:rPr>
-      </w:pPr>
-      <w:r>
-        <w:rPr>
+      </w:pPr>
+      <w:r>
+        <w:rPr>
+          <w:noProof/>
           <w:sz w:val="20"/>
           <w:szCs w:val="18"/>
         </w:rPr>
@@ -2882,7 +6077,7 @@
                     <pic:cNvPicPr/>
                   </pic:nvPicPr>
                   <pic:blipFill>
-                    <a:blip r:embed="rId14"/>
+                    <a:blip r:embed="rId15"/>
                     <a:stretch>
                       <a:fillRect/>
                     </a:stretch>
@@ -2907,32 +6102,192 @@
       <w:pPr>
         <w:jc w:val="center"/>
         <w:rPr>
+          <w:iCs/>
+          <w:color w:val="000000"/>
+          <w:sz w:val="22"/>
+        </w:rPr>
+      </w:pPr>
+      <w:r>
+        <w:rPr>
+          <w:iCs/>
+          <w:color w:val="000000"/>
+          <w:sz w:val="22"/>
+        </w:rPr>
+        <w:t>Gambar 9.</w:t>
+      </w:r>
+      <w:r>
+        <w:rPr>
+          <w:iCs/>
+          <w:color w:val="000000"/>
+          <w:sz w:val="22"/>
+        </w:rPr>
+        <w:t xml:space="preserve"> Sidebar input prediksi</w:t>
+      </w:r>
+    </w:p>
+    <w:p>
+      <w:pPr>
+        <w:ind w:firstLine="720"/>
+        <w:jc w:val="both"/>
+        <w:rPr>
+          <w:iCs/>
+          <w:color w:val="000000"/>
+          <w:sz w:val="22"/>
+        </w:rPr>
+      </w:pPr>
+      <w:r>
+        <w:rPr>
+          <w:iCs/>
+          <w:color w:val="000000"/>
+          <w:sz w:val="22"/>
+        </w:rPr>
+        <w:t>Gambar 9 menampilkan struktur panel kontrol samping (</w:t>
+      </w:r>
+      <w:r>
+        <w:rPr>
           <w:i/>
-          <w:color w:val="000000"/>
-        </w:rPr>
-      </w:pPr>
+          <w:iCs/>
+          <w:color w:val="000000"/>
+          <w:sz w:val="22"/>
+        </w:rPr>
+        <w:t>sidebar</w:t>
+      </w:r>
+      <w:r>
+        <w:rPr>
+          <w:iCs/>
+          <w:color w:val="000000"/>
+          <w:sz w:val="22"/>
+        </w:rPr>
+        <w:t>) yang berfungsi sebagai media interaksi pengguna (</w:t>
+      </w:r>
       <w:r>
         <w:rPr>
           <w:i/>
-          <w:color w:val="000000"/>
-        </w:rPr>
-        <w:t xml:space="preserve">2: Sidebar input </w:t>
-      </w:r>
-      <w:proofErr w:type="spellStart"/>
+          <w:iCs/>
+          <w:color w:val="000000"/>
+          <w:sz w:val="22"/>
+        </w:rPr>
+        <w:t>user input interface</w:t>
+      </w:r>
+      <w:r>
+        <w:rPr>
+          <w:iCs/>
+          <w:color w:val="000000"/>
+          <w:sz w:val="22"/>
+        </w:rPr>
+        <w:t>). Komponen ini diimplementasikan menggunakan kontrol geser numerik (</w:t>
+      </w:r>
       <w:r>
         <w:rPr>
           <w:i/>
-          <w:color w:val="000000"/>
-        </w:rPr>
-        <w:t>prediksi</w:t>
-      </w:r>
-      <w:proofErr w:type="spellEnd"/>
+          <w:iCs/>
+          <w:color w:val="000000"/>
+          <w:sz w:val="22"/>
+        </w:rPr>
+        <w:t>numerical slider</w:t>
+      </w:r>
+      <w:r>
+        <w:rPr>
+          <w:iCs/>
+          <w:color w:val="000000"/>
+          <w:sz w:val="22"/>
+        </w:rPr>
+        <w:t xml:space="preserve">) untuk memfasilitasi input nilai aktual dari sensor fisik baterai secara </w:t>
+      </w:r>
+      <w:r>
+        <w:rPr>
+          <w:i/>
+          <w:iCs/>
+          <w:color w:val="000000"/>
+          <w:sz w:val="22"/>
+        </w:rPr>
+        <w:t>real-time</w:t>
+      </w:r>
+      <w:r>
+        <w:rPr>
+          <w:iCs/>
+          <w:color w:val="000000"/>
+          <w:sz w:val="22"/>
+        </w:rPr>
+        <w:t>, yang mencakup variabel lingkungan (</w:t>
+      </w:r>
+      <w:r>
+        <w:rPr>
+          <w:i/>
+          <w:iCs/>
+          <w:color w:val="000000"/>
+          <w:sz w:val="22"/>
+        </w:rPr>
+        <w:t>ambient temperature</w:t>
+      </w:r>
+      <w:r>
+        <w:rPr>
+          <w:iCs/>
+          <w:color w:val="000000"/>
+          <w:sz w:val="22"/>
+        </w:rPr>
+        <w:t>), fluktuasi statistik tegangan (</w:t>
+      </w:r>
+      <w:r>
+        <w:rPr>
+          <w:i/>
+          <w:iCs/>
+          <w:color w:val="000000"/>
+          <w:sz w:val="22"/>
+        </w:rPr>
+        <w:t>voltage mean, voltage min, voltage max, voltage std</w:t>
+      </w:r>
+      <w:r>
+        <w:rPr>
+          <w:iCs/>
+          <w:color w:val="000000"/>
+          <w:sz w:val="22"/>
+        </w:rPr>
+        <w:t>), dinamika arus (</w:t>
+      </w:r>
+      <w:r>
+        <w:rPr>
+          <w:i/>
+          <w:iCs/>
+          <w:color w:val="000000"/>
+          <w:sz w:val="22"/>
+        </w:rPr>
+        <w:t>current mean, current min, current max, current std</w:t>
+      </w:r>
+      <w:r>
+        <w:rPr>
+          <w:iCs/>
+          <w:color w:val="000000"/>
+          <w:sz w:val="22"/>
+        </w:rPr>
+        <w:t>), dan profil suhu internal sel baterai (</w:t>
+      </w:r>
+      <w:r>
+        <w:rPr>
+          <w:i/>
+          <w:iCs/>
+          <w:color w:val="000000"/>
+          <w:sz w:val="22"/>
+        </w:rPr>
+        <w:t>temperature mean, temperature min, temperature max, temperature std</w:t>
+      </w:r>
+      <w:r>
+        <w:rPr>
+          <w:iCs/>
+          <w:color w:val="000000"/>
+          <w:sz w:val="22"/>
+        </w:rPr>
+        <w:t>).</w:t>
+      </w:r>
     </w:p>
     <w:p>
       <w:pPr>
         <w:jc w:val="center"/>
       </w:pPr>
       <w:r>
+        <w:rPr>
+          <w:noProof/>
+        </w:rPr>
+        <w:lastRenderedPageBreak/>
         <w:drawing>
           <wp:inline distT="0" distB="0" distL="0" distR="0" wp14:anchorId="26726348" wp14:editId="0812F68B">
             <wp:extent cx="5641975" cy="2145030"/>
@@ -2949,7 +6304,7 @@
                     <pic:cNvPicPr/>
                   </pic:nvPicPr>
                   <pic:blipFill>
-                    <a:blip r:embed="rId15"/>
+                    <a:blip r:embed="rId16"/>
                     <a:stretch>
                       <a:fillRect/>
                     </a:stretch>
@@ -2971,54 +6326,143 @@
       </w:r>
     </w:p>
     <w:p>
+      <w:pPr>
+        <w:jc w:val="center"/>
+        <w:rPr>
+          <w:iCs/>
+          <w:color w:val="000000"/>
+          <w:sz w:val="22"/>
+        </w:rPr>
+      </w:pPr>
+      <w:r>
+        <w:rPr>
+          <w:iCs/>
+          <w:color w:val="000000"/>
+          <w:sz w:val="22"/>
+        </w:rPr>
+        <w:t xml:space="preserve">Gambar 10. </w:t>
+      </w:r>
+      <w:r>
+        <w:rPr>
+          <w:iCs/>
+          <w:color w:val="000000"/>
+          <w:sz w:val="22"/>
+        </w:rPr>
+        <w:t>Hasil prediksi dan probabilitas kelas</w:t>
+      </w:r>
+    </w:p>
+    <w:p>
+      <w:pPr>
+        <w:ind w:firstLine="720"/>
+        <w:jc w:val="both"/>
+        <w:rPr>
+          <w:sz w:val="22"/>
+        </w:rPr>
+      </w:pPr>
+      <w:r>
+        <w:rPr>
+          <w:sz w:val="22"/>
+        </w:rPr>
+        <w:t>Gambar 10 menyajikan visualisasi panel luaran (</w:t>
+      </w:r>
       <w:r>
         <w:rPr>
           <w:i/>
-          <w:color w:val="000000"/>
-        </w:rPr>
-        <w:t xml:space="preserve">3: Hasil </w:t>
-      </w:r>
-      <w:proofErr w:type="spellStart"/>
+          <w:iCs/>
+          <w:sz w:val="22"/>
+        </w:rPr>
+        <w:t>output panel</w:t>
+      </w:r>
+      <w:r>
+        <w:rPr>
+          <w:sz w:val="22"/>
+        </w:rPr>
+        <w:t xml:space="preserve">) setelah data sensor pada </w:t>
+      </w:r>
       <w:r>
         <w:rPr>
           <w:i/>
-          <w:color w:val="000000"/>
-        </w:rPr>
-        <w:t>prediksi</w:t>
-      </w:r>
-      <w:proofErr w:type="spellEnd"/>
+          <w:iCs/>
+          <w:sz w:val="22"/>
+        </w:rPr>
+        <w:t>sidebar</w:t>
+      </w:r>
+      <w:r>
+        <w:rPr>
+          <w:sz w:val="22"/>
+        </w:rPr>
+        <w:t xml:space="preserve"> disubmisikan ke dalam mesin inferensi </w:t>
+      </w:r>
       <w:r>
         <w:rPr>
           <w:i/>
-          <w:color w:val="000000"/>
-        </w:rPr>
-        <w:t xml:space="preserve"> dan </w:t>
-      </w:r>
-      <w:proofErr w:type="spellStart"/>
+          <w:iCs/>
+          <w:sz w:val="22"/>
+        </w:rPr>
+        <w:t>Decision Tree</w:t>
+      </w:r>
+      <w:r>
+        <w:rPr>
+          <w:sz w:val="22"/>
+        </w:rPr>
+        <w:t>. Sistem secara otomatis menampilkan label prediksi status kesehatan baterai (</w:t>
+      </w:r>
       <w:r>
         <w:rPr>
           <w:i/>
-          <w:color w:val="000000"/>
-        </w:rPr>
-        <w:t>probabilitas</w:t>
-      </w:r>
-      <w:proofErr w:type="spellEnd"/>
+          <w:iCs/>
+          <w:sz w:val="22"/>
+        </w:rPr>
+        <w:t>Healthy, Warning,</w:t>
+      </w:r>
+      <w:r>
+        <w:rPr>
+          <w:sz w:val="22"/>
+        </w:rPr>
+        <w:t xml:space="preserve"> atau </w:t>
+      </w:r>
       <w:r>
         <w:rPr>
           <w:i/>
-          <w:color w:val="000000"/>
-        </w:rPr>
-        <w:t xml:space="preserve"> </w:t>
-      </w:r>
-      <w:proofErr w:type="spellStart"/>
+          <w:iCs/>
+          <w:sz w:val="22"/>
+        </w:rPr>
+        <w:t>End of Life</w:t>
+      </w:r>
+      <w:r>
+        <w:rPr>
+          <w:sz w:val="22"/>
+        </w:rPr>
+        <w:t>) dengan indikator warna penanda yang tegas. Di bawah label keputusan, diintegrasikan grafik batang horizontal yang merepresentasikan nilai distribusi probabilitas (</w:t>
+      </w:r>
       <w:r>
         <w:rPr>
           <w:i/>
-          <w:color w:val="000000"/>
-        </w:rPr>
-        <w:t>kelas</w:t>
-      </w:r>
-      <w:proofErr w:type="spellEnd"/>
+          <w:iCs/>
+          <w:sz w:val="22"/>
+        </w:rPr>
+        <w:t>class probability distribution</w:t>
+      </w:r>
+      <w:r>
+        <w:rPr>
+          <w:sz w:val="22"/>
+        </w:rPr>
+        <w:t>), yang mencerminkan tingkat keyakinan matematis (</w:t>
+      </w:r>
+      <w:r>
+        <w:rPr>
+          <w:i/>
+          <w:iCs/>
+          <w:sz w:val="22"/>
+        </w:rPr>
+        <w:t>confidence level</w:t>
+      </w:r>
+      <w:r>
+        <w:rPr>
+          <w:sz w:val="22"/>
+        </w:rPr>
+        <w:t>) algoritma terhadap keputusan klasifikasi yang diambil.</w:t>
+      </w:r>
     </w:p>
     <w:p>
       <w:pPr>
@@ -3034,14 +6478,336 @@
     </w:p>
     <w:p>
       <w:pPr>
-        <w:ind w:firstLine="547"/>
-      </w:pPr>
-      <w:r>
-        <w:rPr>
-          <w:color w:val="000000"/>
+        <w:spacing w:before="200" w:after="160"/>
+        <w:ind w:firstLine="720"/>
+        <w:jc w:val="both"/>
+        <w:rPr>
+          <w:color w:val="000000"/>
+          <w:lang w:val="en-ID"/>
+        </w:rPr>
+      </w:pPr>
+      <w:r>
+        <w:rPr>
+          <w:color w:val="000000"/>
+          <w:lang w:val="en-ID"/>
+        </w:rPr>
+        <w:t>Implementasi arsitektur penyebaran model (</w:t>
+      </w:r>
+      <w:r>
+        <w:rPr>
+          <w:i/>
+          <w:iCs/>
+          <w:color w:val="000000"/>
+          <w:lang w:val="en-ID"/>
+        </w:rPr>
+        <w:t>model deployment</w:t>
+      </w:r>
+      <w:r>
+        <w:rPr>
+          <w:color w:val="000000"/>
+          <w:lang w:val="en-ID"/>
+        </w:rPr>
+        <w:t xml:space="preserve">) berbasis web </w:t>
+      </w:r>
+      <w:r>
+        <w:rPr>
+          <w:i/>
+          <w:iCs/>
+          <w:color w:val="000000"/>
+          <w:lang w:val="en-ID"/>
+        </w:rPr>
+        <w:t>dashboard</w:t>
+      </w:r>
+      <w:r>
+        <w:rPr>
+          <w:color w:val="000000"/>
+          <w:lang w:val="en-ID"/>
+        </w:rPr>
+        <w:t xml:space="preserve"> interaktif menggunakan framework Streamlit ini berhasil menjembatani kesenjangan fungsional antara kompleksitas algoritma </w:t>
+      </w:r>
+      <w:r>
+        <w:rPr>
+          <w:i/>
+          <w:iCs/>
+          <w:color w:val="000000"/>
+          <w:lang w:val="en-ID"/>
+        </w:rPr>
+        <w:t>machine learning</w:t>
+      </w:r>
+      <w:r>
+        <w:rPr>
+          <w:color w:val="000000"/>
+          <w:lang w:val="en-ID"/>
+        </w:rPr>
+        <w:t xml:space="preserve"> di lingkungan </w:t>
+      </w:r>
+      <w:r>
+        <w:rPr>
+          <w:i/>
+          <w:iCs/>
+          <w:color w:val="000000"/>
+          <w:lang w:val="en-ID"/>
+        </w:rPr>
+        <w:t>back-end</w:t>
+      </w:r>
+      <w:r>
+        <w:rPr>
+          <w:color w:val="000000"/>
+          <w:lang w:val="en-ID"/>
+        </w:rPr>
+        <w:t xml:space="preserve"> dengan kebutuhan praktis pengguna di lingkungan </w:t>
+      </w:r>
+      <w:r>
+        <w:rPr>
+          <w:i/>
+          <w:iCs/>
+          <w:color w:val="000000"/>
+          <w:lang w:val="en-ID"/>
+        </w:rPr>
+        <w:t>front-end</w:t>
+      </w:r>
+      <w:r>
+        <w:rPr>
+          <w:color w:val="000000"/>
+          <w:lang w:val="en-ID"/>
+        </w:rPr>
+        <w:t>. Melalui integrasi berkas biner model yang telah diekstraksi (decision_tree_battery.pkl), aplikasi mampu melakukan proses inferensi data baru secara langsung (</w:t>
+      </w:r>
+      <w:r>
+        <w:rPr>
+          <w:i/>
+          <w:iCs/>
+          <w:color w:val="000000"/>
+          <w:lang w:val="en-ID"/>
+        </w:rPr>
+        <w:t>real-time inference</w:t>
+      </w:r>
+      <w:r>
+        <w:rPr>
+          <w:color w:val="000000"/>
+          <w:lang w:val="en-ID"/>
+        </w:rPr>
+        <w:t>) tanpa memerlukan ketergantungan terhadap lingkungan komputasi kode pemrograman asal (</w:t>
+      </w:r>
+      <w:r>
+        <w:rPr>
+          <w:i/>
+          <w:iCs/>
+          <w:color w:val="000000"/>
+          <w:lang w:val="en-ID"/>
+        </w:rPr>
+        <w:t>training script</w:t>
+      </w:r>
+      <w:r>
+        <w:rPr>
+          <w:color w:val="000000"/>
+          <w:lang w:val="en-ID"/>
+        </w:rPr>
+        <w:t>).</w:t>
+      </w:r>
+    </w:p>
+    <w:p>
+      <w:pPr>
+        <w:spacing w:before="200" w:after="160"/>
+        <w:ind w:firstLine="720"/>
+        <w:jc w:val="both"/>
+        <w:rPr>
+          <w:color w:val="000000"/>
+          <w:lang w:val="en-ID"/>
+        </w:rPr>
+      </w:pPr>
+      <w:r>
+        <w:rPr>
+          <w:color w:val="000000"/>
+          <w:lang w:val="en-ID"/>
+        </w:rPr>
+        <w:t xml:space="preserve">Sebagai sebuah </w:t>
+      </w:r>
+      <w:r>
+        <w:rPr>
+          <w:i/>
+          <w:iCs/>
+          <w:color w:val="000000"/>
+          <w:lang w:val="en-ID"/>
+        </w:rPr>
+        <w:t>prototype</w:t>
+      </w:r>
+      <w:r>
+        <w:rPr>
+          <w:color w:val="000000"/>
+          <w:lang w:val="en-ID"/>
+        </w:rPr>
+        <w:t xml:space="preserve"> akademik untuk sistem analitik prediktif, platform ini memiliki keunggulan signifikan dalam aspek keterbacaan (</w:t>
+      </w:r>
+      <w:r>
+        <w:rPr>
+          <w:i/>
+          <w:iCs/>
+          <w:color w:val="000000"/>
+          <w:lang w:val="en-ID"/>
+        </w:rPr>
+        <w:t>interpretability</w:t>
+      </w:r>
+      <w:r>
+        <w:rPr>
+          <w:color w:val="000000"/>
+          <w:lang w:val="en-ID"/>
+        </w:rPr>
+        <w:t xml:space="preserve">). Pengguna non-teknis dapat dengan mudah mengamati dampak perubahan fluktuasi parameter sensor (seperti penurunan tegangan minimum atau lonjakan suhu maksimum) terhadap pergeseran status kesehatan baterai secara visual dan intuitif. Selain itu, penyajian grafik metrik evaluasi per </w:t>
+      </w:r>
+      <w:r>
+        <w:rPr>
+          <w:i/>
+          <w:iCs/>
+          <w:color w:val="000000"/>
+          <w:lang w:val="en-ID"/>
+        </w:rPr>
+        <w:t>fold</w:t>
+      </w:r>
+      <w:r>
+        <w:rPr>
+          <w:color w:val="000000"/>
+          <w:lang w:val="en-ID"/>
+        </w:rPr>
+        <w:t xml:space="preserve"> memberikan transparansi akademis yang membuktikan bahwa model yang ditanamkan telah divalidasi secara ketat menggunakan metode </w:t>
+      </w:r>
+      <w:r>
+        <w:rPr>
+          <w:i/>
+          <w:iCs/>
+          <w:color w:val="000000"/>
+          <w:lang w:val="en-ID"/>
+        </w:rPr>
+        <w:t>Nested StratifiedGroupKFold</w:t>
+      </w:r>
+      <w:r>
+        <w:rPr>
+          <w:color w:val="000000"/>
+          <w:lang w:val="en-ID"/>
+        </w:rPr>
+        <w:t xml:space="preserve"> untuk meminimalkan risiko bias pengujian.</w:t>
+      </w:r>
+    </w:p>
+    <w:p>
+      <w:pPr>
+        <w:spacing w:before="200" w:after="160"/>
+        <w:ind w:firstLine="720"/>
+        <w:jc w:val="both"/>
+        <w:rPr>
+          <w:color w:val="000000"/>
+          <w:lang w:val="en-ID"/>
+        </w:rPr>
+      </w:pPr>
+      <w:r>
+        <w:rPr>
+          <w:color w:val="000000"/>
+          <w:lang w:val="en-ID"/>
+        </w:rPr>
+        <w:t xml:space="preserve">Namun demikian, terdapat beberapa keterbatasan teknis pada fase </w:t>
+      </w:r>
+      <w:r>
+        <w:rPr>
+          <w:i/>
+          <w:iCs/>
+          <w:color w:val="000000"/>
+          <w:lang w:val="en-ID"/>
+        </w:rPr>
+        <w:t>deployment</w:t>
+      </w:r>
+      <w:r>
+        <w:rPr>
+          <w:color w:val="000000"/>
+          <w:lang w:val="en-ID"/>
+        </w:rPr>
+        <w:t xml:space="preserve"> saat ini yang memerlukan pengembangan lebih lanjut. Pertama, operasional aplikasi masih bersifat lokal (</w:t>
+      </w:r>
+      <w:r>
+        <w:rPr>
+          <w:i/>
+          <w:iCs/>
+          <w:color w:val="000000"/>
+          <w:lang w:val="en-ID"/>
+        </w:rPr>
+        <w:t>local host execution</w:t>
+      </w:r>
+      <w:r>
+        <w:rPr>
+          <w:color w:val="000000"/>
+          <w:lang w:val="en-ID"/>
+        </w:rPr>
+        <w:t xml:space="preserve">) sehingga belum dapat diakses secara luas oleh sistem eksternal sebelum dilakukan migrasi ke layanan </w:t>
+      </w:r>
+      <w:r>
+        <w:rPr>
+          <w:i/>
+          <w:iCs/>
+          <w:color w:val="000000"/>
+          <w:lang w:val="en-ID"/>
+        </w:rPr>
+        <w:t>cloud hosting</w:t>
+      </w:r>
+      <w:r>
+        <w:rPr>
+          <w:color w:val="000000"/>
+          <w:lang w:val="en-ID"/>
+        </w:rPr>
+        <w:t xml:space="preserve"> (seperti Streamlit Community Cloud atau Hugging Face Spaces). Kedua, mekanisme pembaruan model </w:t>
+      </w:r>
+      <w:r>
+        <w:rPr>
+          <w:color w:val="000000"/>
+          <w:lang w:val="en-ID"/>
         </w:rPr>
         <w:lastRenderedPageBreak/>
-        <w:t>Deployment menggunakan Streamlit memudahkan pengguna untuk mencoba model tanpa harus menjalankan kode training. Aplikasi web ini cocok sebagai prototype akademik karena dapat menampilkan input, output prediksi, dan visualisasi model dalam satu halaman. Meskipun demikian, aplikasi masih berjalan secara lokal sehingga untuk penggunaan luas perlu dilakukan deployment ke layanan cloud.</w:t>
+        <w:t>(</w:t>
+      </w:r>
+      <w:r>
+        <w:rPr>
+          <w:i/>
+          <w:iCs/>
+          <w:color w:val="000000"/>
+          <w:lang w:val="en-ID"/>
+        </w:rPr>
+        <w:t>model registry</w:t>
+      </w:r>
+      <w:r>
+        <w:rPr>
+          <w:color w:val="000000"/>
+          <w:lang w:val="en-ID"/>
+        </w:rPr>
+        <w:t xml:space="preserve">) belum bersifat dinamis, sehingga apabila terdapat penambahan data eksperimen fisik NASA Battery Dataset yang baru, sistem wajib melalui proses </w:t>
+      </w:r>
+      <w:r>
+        <w:rPr>
+          <w:i/>
+          <w:iCs/>
+          <w:color w:val="000000"/>
+          <w:lang w:val="en-ID"/>
+        </w:rPr>
+        <w:t>retraining</w:t>
+      </w:r>
+      <w:r>
+        <w:rPr>
+          <w:color w:val="000000"/>
+          <w:lang w:val="en-ID"/>
+        </w:rPr>
+        <w:t xml:space="preserve"> dan ekspor ulang berkas biner secara manual untuk memperbarui tingkat akurasi model pada </w:t>
+      </w:r>
+      <w:r>
+        <w:rPr>
+          <w:i/>
+          <w:iCs/>
+          <w:color w:val="000000"/>
+          <w:lang w:val="en-ID"/>
+        </w:rPr>
+        <w:t>dashboard</w:t>
+      </w:r>
+      <w:r>
+        <w:rPr>
+          <w:color w:val="000000"/>
+          <w:lang w:val="en-ID"/>
+        </w:rPr>
+        <w:t>.</w:t>
       </w:r>
     </w:p>
     <w:p>
@@ -3068,21 +6834,12 @@
           <w:color w:val="000000"/>
         </w:rPr>
       </w:pPr>
-      <w:proofErr w:type="spellStart"/>
       <w:r>
         <w:rPr>
           <w:b/>
           <w:color w:val="000000"/>
         </w:rPr>
-        <w:t>Github</w:t>
-      </w:r>
-      <w:proofErr w:type="spellEnd"/>
-      <w:r>
-        <w:rPr>
-          <w:b/>
-          <w:color w:val="000000"/>
-        </w:rPr>
-        <w:t xml:space="preserve"> </w:t>
+        <w:t xml:space="preserve">Github </w:t>
       </w:r>
       <w:r>
         <w:rPr>
@@ -3092,6 +6849,24 @@
         <w:tab/>
         <w:t xml:space="preserve">: </w:t>
       </w:r>
+      <w:hyperlink r:id="rId17" w:history="1">
+        <w:r>
+          <w:rPr>
+            <w:rStyle w:val="Hyperlink"/>
+            <w:b/>
+            <w:sz w:val="20"/>
+            <w:szCs w:val="18"/>
+          </w:rPr>
+          <w:t>https://github.com/FikihRizaldi/Battery-Health-Decision-Tree.git</w:t>
+        </w:r>
+      </w:hyperlink>
+      <w:r>
+        <w:rPr>
+          <w:b/>
+          <w:color w:val="000000"/>
+        </w:rPr>
+        <w:t xml:space="preserve"> </w:t>
+      </w:r>
     </w:p>
     <w:p>
       <w:pPr>
@@ -3099,26 +6874,42 @@
         <w:rPr>
           <w:b/>
           <w:color w:val="000000"/>
-        </w:rPr>
-      </w:pPr>
-      <w:proofErr w:type="spellStart"/>
+          <w:sz w:val="20"/>
+          <w:szCs w:val="18"/>
+        </w:rPr>
+      </w:pPr>
       <w:proofErr w:type="gramStart"/>
       <w:r>
         <w:rPr>
           <w:b/>
           <w:color w:val="000000"/>
         </w:rPr>
-        <w:t>Launchinpad</w:t>
-      </w:r>
-      <w:proofErr w:type="spellEnd"/>
+        <w:t>Launchinpad :</w:t>
+      </w:r>
+      <w:proofErr w:type="gramEnd"/>
+      <w:r>
+        <w:t xml:space="preserve"> </w:t>
+      </w:r>
+      <w:hyperlink r:id="rId18" w:history="1">
+        <w:r>
+          <w:rPr>
+            <w:rStyle w:val="Hyperlink"/>
+            <w:b/>
+            <w:sz w:val="20"/>
+            <w:szCs w:val="18"/>
+          </w:rPr>
+          <w:t>https://launchinpad.amikom.ac.id/project/battery-health-decision-tree-39d79b0</w:t>
+        </w:r>
+      </w:hyperlink>
       <w:r>
         <w:rPr>
           <w:b/>
           <w:color w:val="000000"/>
-        </w:rPr>
-        <w:t xml:space="preserve"> :</w:t>
-      </w:r>
-      <w:proofErr w:type="gramEnd"/>
+          <w:sz w:val="20"/>
+          <w:szCs w:val="18"/>
+        </w:rPr>
+        <w:t xml:space="preserve"> </w:t>
+      </w:r>
     </w:p>
     <w:p/>
     <w:sectPr>
@@ -3944,7 +7735,6 @@
   <w:style w:type="character" w:default="1" w:styleId="DefaultParagraphFont">
     <w:name w:val="Default Paragraph Font"/>
     <w:uiPriority w:val="1"/>
-    <w:semiHidden/>
     <w:unhideWhenUsed/>
   </w:style>
   <w:style w:type="table" w:default="1" w:styleId="TableNormal">
@@ -14711,6 +18501,29 @@
       </w:tcPr>
     </w:tblStylePr>
   </w:style>
+  <w:style w:type="character" w:styleId="Hyperlink">
+    <w:name w:val="Hyperlink"/>
+    <w:basedOn w:val="DefaultParagraphFont"/>
+    <w:uiPriority w:val="99"/>
+    <w:unhideWhenUsed/>
+    <w:rsid w:val="002666D0"/>
+    <w:rPr>
+      <w:color w:val="0000FF" w:themeColor="hyperlink"/>
+      <w:u w:val="single"/>
+    </w:rPr>
+  </w:style>
+  <w:style w:type="character" w:styleId="UnresolvedMention">
+    <w:name w:val="Unresolved Mention"/>
+    <w:basedOn w:val="DefaultParagraphFont"/>
+    <w:uiPriority w:val="99"/>
+    <w:semiHidden/>
+    <w:unhideWhenUsed/>
+    <w:rsid w:val="002666D0"/>
+    <w:rPr>
+      <w:color w:val="605E5C"/>
+      <w:shd w:val="clear" w:color="auto" w:fill="E1DFDD"/>
+    </w:rPr>
+  </w:style>
 </w:styles>
 </file>
 
